--- a/por/docx/43.content.docx
+++ b/por/docx/43.content.docx
@@ -508,7 +508,7 @@
         <w:rPr>
           <w:lang w:val="pt_PT" w:bidi="pt_PT"/>
         </w:rPr>
-        <w:t xml:space="preserve"> João o anunciou quando disse em alta voz: “Este é aquele de quem eu disse: ‘O que vem depois de mim passou à minha frente, porque existia antes de mim'".</w:t>
+        <w:t xml:space="preserve"> João o anunciou quando disse em alta voz: “Este é aquele de quem eu disse: ‘O que vem depois de mim passou à minha frente, porque existia antes de mim’”.</w:t>
       </w:r>
     </w:p>
     <w:p>
@@ -592,7 +592,7 @@
         <w:rPr>
           <w:lang w:val="pt_PT" w:bidi="pt_PT"/>
         </w:rPr>
-        <w:t xml:space="preserve"> Esta foi a resposta de João quando os líderes judeus em Jerusalém enviaram sacerdotes e levitas para lhe perguntar: "Quem é você?".</w:t>
+        <w:t xml:space="preserve"> Esta foi a resposta de João quando os líderes judeus em Jerusalém enviaram sacerdotes e levitas para lhe perguntar: “Quem é você?”.</w:t>
       </w:r>
     </w:p>
     <w:p>
@@ -613,7 +613,7 @@
         <w:rPr>
           <w:lang w:val="pt_PT" w:bidi="pt_PT"/>
         </w:rPr>
-        <w:t xml:space="preserve"> Ele declarou abertamente: "Eu não sou o Cristo".</w:t>
+        <w:t xml:space="preserve"> Ele declarou abertamente: “Eu não sou o Cristo”.</w:t>
       </w:r>
     </w:p>
     <w:p>
@@ -634,7 +634,7 @@
         <w:rPr>
           <w:lang w:val="pt_PT" w:bidi="pt_PT"/>
         </w:rPr>
-        <w:t xml:space="preserve"> Eles prosseguiram: "Nesse caso, quem é você? É Elias?". "Não, não sou", respondeu João. "É o Profeta?", indagaram. "Não", respondeu ele outra vez.</w:t>
+        <w:t xml:space="preserve"> Eles prosseguiram: “Nesse caso, quem é você? É Elias?”. “Não, não sou”, respondeu João. “É o Profeta?”, indagaram. “Não”, respondeu ele outra vez.</w:t>
       </w:r>
     </w:p>
     <w:p>
@@ -655,7 +655,7 @@
         <w:rPr>
           <w:lang w:val="pt_PT" w:bidi="pt_PT"/>
         </w:rPr>
-        <w:t xml:space="preserve"> "Afinal, quem é você? Precisamos dar uma resposta aos que nos enviaram. O que é que você diz a respeito de si mesmo?", insistiram.</w:t>
+        <w:t xml:space="preserve"> "Afinal, quem é você? Precisamos dar uma resposta aos que nos enviaram. O que é que você diz a respeito de si mesmo?”, insistiram.</w:t>
       </w:r>
     </w:p>
     <w:p>
@@ -676,7 +676,7 @@
         <w:rPr>
           <w:lang w:val="pt_PT" w:bidi="pt_PT"/>
         </w:rPr>
-        <w:t xml:space="preserve"> João respondeu: “Eu sou uma voz que clama no deserto: 'Endireitai o caminho do Senhor', como disse o profeta Isaías".</w:t>
+        <w:t xml:space="preserve"> João respondeu: “Eu sou uma voz que clama no deserto: ‘Endireitai o caminho do Senhor’, como disse o profeta Isaías”.</w:t>
       </w:r>
     </w:p>
     <w:p>
@@ -718,7 +718,7 @@
         <w:rPr>
           <w:lang w:val="pt_PT" w:bidi="pt_PT"/>
         </w:rPr>
-        <w:t xml:space="preserve"> que lhe perguntaram: "Se você não é o Cristo, nem Elias, nem o Profeta, por que está batizando as pessoas?".</w:t>
+        <w:t xml:space="preserve"> que lhe perguntaram: “Se você não é o Cristo, nem Elias, nem o Profeta, por que está batizando as pessoas?”.</w:t>
       </w:r>
     </w:p>
     <w:p>
@@ -760,7 +760,7 @@
         <w:rPr>
           <w:lang w:val="pt_PT" w:bidi="pt_PT"/>
         </w:rPr>
-        <w:t xml:space="preserve"> Depois de mim virá um homem tão grandioso que eu não sou digno de desamarrar as correias de suas sandálias".</w:t>
+        <w:t xml:space="preserve"> Depois de mim virá um homem tão grandioso que eu não sou digno de desamarrar as correias de suas sandálias”.</w:t>
       </w:r>
     </w:p>
     <w:p>
@@ -823,7 +823,7 @@
         <w:rPr>
           <w:lang w:val="pt_PT" w:bidi="pt_PT"/>
         </w:rPr>
-        <w:t xml:space="preserve"> Este é aquele de quem eu disse: 'Depois de mim virá um homem grandioso, pois ele existia antes de mim'.</w:t>
+        <w:t xml:space="preserve"> Este é aquele de quem eu disse: ‘Depois de mim virá um homem grandioso, pois ele existia antes de mim’.</w:t>
       </w:r>
     </w:p>
     <w:p>
@@ -844,7 +844,7 @@
         <w:rPr>
           <w:lang w:val="pt_PT" w:bidi="pt_PT"/>
         </w:rPr>
-        <w:t xml:space="preserve"> Eu mesmo não o conhecia, mas foi para que ele se tornasse conhecido por Israel que comecei a batizar com água".</w:t>
+        <w:t xml:space="preserve"> Eu mesmo não o conhecia, mas foi para que ele se tornasse conhecido por Israel que comecei a batizar com água”.</w:t>
       </w:r>
     </w:p>
     <w:p>
@@ -865,7 +865,7 @@
         <w:rPr>
           <w:lang w:val="pt_PT" w:bidi="pt_PT"/>
         </w:rPr>
-        <w:t xml:space="preserve"> Então João testemunhou, dizendo: "Vi o Espírito descendo do céu como uma pomba e permanecendo sobre ele.</w:t>
+        <w:t xml:space="preserve"> Então João testemunhou, dizendo: “Vi o Espírito descendo do céu como uma pomba e permanecendo sobre ele.</w:t>
       </w:r>
     </w:p>
     <w:p>
@@ -886,7 +886,7 @@
         <w:rPr>
           <w:lang w:val="pt_PT" w:bidi="pt_PT"/>
         </w:rPr>
-        <w:t xml:space="preserve"> Eu não sabia quem ele era, mas Deus, que me enviou para batizar com água, me disse: 'Aquele sobre quem você vir o Espírito descer e permanecer é o que batiza com o Espírito Santo'.</w:t>
+        <w:t xml:space="preserve"> Eu não sabia quem ele era, mas Deus, que me enviou para batizar com água, me disse: ‘Aquele sobre quem você vir o Espírito descer e permanecer é o que batiza com o Espírito Santo’.</w:t>
       </w:r>
     </w:p>
     <w:p>
@@ -907,7 +907,7 @@
         <w:rPr>
           <w:lang w:val="pt_PT" w:bidi="pt_PT"/>
         </w:rPr>
-        <w:t xml:space="preserve"> Eu vi isso acontecer com este homem e, portanto, sou testemunha de que ele é o Filho de Deus".</w:t>
+        <w:t xml:space="preserve"> Eu vi isso acontecer com este homem e, portanto, sou testemunha de que ele é o Filho de Deus”.</w:t>
       </w:r>
     </w:p>
     <w:p>
@@ -949,7 +949,7 @@
         <w:rPr>
           <w:lang w:val="pt_PT" w:bidi="pt_PT"/>
         </w:rPr>
-        <w:t xml:space="preserve"> Ao ver Jesus passando, disse: "Vejam! Ele é o Cordeiro de Deus!".</w:t>
+        <w:t xml:space="preserve"> Ao ver Jesus passando, disse: “Vejam! Ele é o Cordeiro de Deus!”.</w:t>
       </w:r>
     </w:p>
     <w:p>
@@ -1012,7 +1012,7 @@
         <w:rPr>
           <w:lang w:val="pt_PT" w:bidi="pt_PT"/>
         </w:rPr>
-        <w:t xml:space="preserve"> "Venham comigo e vocês verão", disse Jesus. Eles foram, viram onde Jesus estava hospedado e passaram o resto do dia com ele. Já era por volta das quatro da tarde.</w:t>
+        <w:t xml:space="preserve"> "Venham comigo e vocês verão”, disse Jesus. Eles foram, viram onde Jesus estava hospedado e passaram o resto do dia com ele. Já era por volta das quatro da tarde.</w:t>
       </w:r>
     </w:p>
     <w:p>
@@ -1054,7 +1054,7 @@
         <w:rPr>
           <w:lang w:val="pt_PT" w:bidi="pt_PT"/>
         </w:rPr>
-        <w:t xml:space="preserve"> Em seguida, André foi encontrar seu irmão Simão e lhe disse: "Achamos o Messias (que significa Cristo)".</w:t>
+        <w:t xml:space="preserve"> Em seguida, André foi encontrar seu irmão Simão e lhe disse: “Achamos o Messias (que significa Cristo)”.</w:t>
       </w:r>
     </w:p>
     <w:p>
@@ -1075,7 +1075,7 @@
         <w:rPr>
           <w:lang w:val="pt_PT" w:bidi="pt_PT"/>
         </w:rPr>
-        <w:t xml:space="preserve"> Então, o levou até Jesus. Ao olhar para Simão, Jesus declarou: "Você é Simão, filho de João, mas de agora em diante será chamado de Cefas" (o mesmo que Pedro, que significa "pedra").</w:t>
+        <w:t xml:space="preserve"> Então, o levou até Jesus. Ao olhar para Simão, Jesus declarou: “Você é Simão, filho de João, mas de agora em diante será chamado de Cefas” (o mesmo que Pedro, que significa “pedra”).</w:t>
       </w:r>
     </w:p>
     <w:p>
@@ -1096,7 +1096,7 @@
         <w:rPr>
           <w:lang w:val="pt_PT" w:bidi="pt_PT"/>
         </w:rPr>
-        <w:t xml:space="preserve"> No dia seguinte, Jesus decidiu partir para a Galileia. Ele encontrou Filipe e lhe disse: "Siga-me!".</w:t>
+        <w:t xml:space="preserve"> No dia seguinte, Jesus decidiu partir para a Galileia. Ele encontrou Filipe e lhe disse: “Siga-me!”.</w:t>
       </w:r>
     </w:p>
     <w:p>
@@ -1159,7 +1159,7 @@
         <w:rPr>
           <w:lang w:val="pt_PT" w:bidi="pt_PT"/>
         </w:rPr>
-        <w:t xml:space="preserve"> Natanael perguntou: "De Nazaré? Você acha que algo bom pode vir daquele lugar?". "Venha e veja você mesmo", convidou Filipe.</w:t>
+        <w:t xml:space="preserve"> Natanael perguntou: “De Nazaré? Você acha que algo bom pode vir daquele lugar?”. “Venha e veja você mesmo”, convidou Filipe.</w:t>
       </w:r>
     </w:p>
     <w:p>
@@ -1180,7 +1180,7 @@
         <w:rPr>
           <w:lang w:val="pt_PT" w:bidi="pt_PT"/>
         </w:rPr>
-        <w:t xml:space="preserve"> Ao ver Natanael se aproximando, Jesus afirmou: "Aqui está um israelita de verdade, um homem direto e sem fingimento".</w:t>
+        <w:t xml:space="preserve"> Ao ver Natanael se aproximando, Jesus afirmou: “Aqui está um israelita de verdade, um homem direto e sem fingimento”.</w:t>
       </w:r>
     </w:p>
     <w:p>
@@ -1201,7 +1201,7 @@
         <w:rPr>
           <w:lang w:val="pt_PT" w:bidi="pt_PT"/>
         </w:rPr>
-        <w:t xml:space="preserve"> "Como o senhor me conhece?", perguntou Natanael. Jesus respondeu: “Eu o vi quando estava debaixo da figueira, antes que Filipe o chamasse".</w:t>
+        <w:t xml:space="preserve"> "Como o senhor me conhece?”, perguntou Natanael. Jesus respondeu: “Eu o vi quando estava debaixo da figueira, antes que Filipe o chamasse”.</w:t>
       </w:r>
     </w:p>
     <w:p>
@@ -1222,7 +1222,7 @@
         <w:rPr>
           <w:lang w:val="pt_PT" w:bidi="pt_PT"/>
         </w:rPr>
-        <w:t xml:space="preserve"> Então Natanael declarou: "Rabi, o senhor é o Filho de Deus, o Rei de Israel!".</w:t>
+        <w:t xml:space="preserve"> Então Natanael declarou: “Rabi, o senhor é o Filho de Deus, o Rei de Israel!”.</w:t>
       </w:r>
     </w:p>
     <w:p>
@@ -1243,7 +1243,7 @@
         <w:rPr>
           <w:lang w:val="pt_PT" w:bidi="pt_PT"/>
         </w:rPr>
-        <w:t xml:space="preserve"> Jesus lhe perguntou: "Você crê simplesmente porque eu lhe disse que o vi debaixo da figueira? Você verá coisas maiores do que esta".</w:t>
+        <w:t xml:space="preserve"> Jesus lhe perguntou: “Você crê simplesmente porque eu lhe disse que o vi debaixo da figueira? Você verá coisas maiores do que esta”.</w:t>
       </w:r>
     </w:p>
     <w:p>
@@ -1343,7 +1343,7 @@
         <w:rPr>
           <w:lang w:val="pt_PT" w:bidi="pt_PT"/>
         </w:rPr>
-        <w:t xml:space="preserve"> Quando o vinho acabou, Maria, mãe de Jesus, se aproximou e disse: "Eles não têm mais vinho”.</w:t>
+        <w:t xml:space="preserve"> Quando o vinho acabou, Maria, mãe de Jesus, se aproximou e disse: “Eles não têm mais vinho”.</w:t>
       </w:r>
     </w:p>
     <w:p>
@@ -1364,7 +1364,7 @@
         <w:rPr>
           <w:lang w:val="pt_PT" w:bidi="pt_PT"/>
         </w:rPr>
-        <w:t xml:space="preserve"> Jesus respondeu: "Mulher, isso não me diz respeito agora. Minha hora ainda não chegou".</w:t>
+        <w:t xml:space="preserve"> Jesus respondeu: “Mulher, isso não me diz respeito agora. Minha hora ainda não chegou”.</w:t>
       </w:r>
     </w:p>
     <w:p>
@@ -1490,7 +1490,7 @@
         <w:rPr>
           <w:lang w:val="pt_PT" w:bidi="pt_PT"/>
         </w:rPr>
-        <w:t xml:space="preserve"> e disse: "Geralmente o dono da festa serve primeiro o vinho bom, e quando os convidados ficam embriagados, passa a servir o inferior, mas você guardou o vinho bom até agora!".</w:t>
+        <w:t xml:space="preserve"> e disse: “Geralmente o dono da festa serve primeiro o vinho bom, e quando os convidados ficam embriagados, passa a servir o inferior, mas você guardou o vinho bom até agora!”.</w:t>
       </w:r>
     </w:p>
     <w:p>
@@ -1637,7 +1637,7 @@
         <w:rPr>
           <w:lang w:val="pt_PT" w:bidi="pt_PT"/>
         </w:rPr>
-        <w:t xml:space="preserve"> Então seus discípulos se lembraram de que está escrito: “O zelo que tenho pela sua casa me consumirá".</w:t>
+        <w:t xml:space="preserve"> Então seus discípulos se lembraram de que está escrito: “O zelo que tenho pela sua casa me consumirá”.</w:t>
       </w:r>
     </w:p>
     <w:p>
@@ -1863,7 +1863,7 @@
         <w:rPr>
           <w:lang w:val="pt_PT" w:bidi="pt_PT"/>
         </w:rPr>
-        <w:t xml:space="preserve"> Numa noite, ele foi até Jesus e disse: “Rabi, sabemos que o senhor é um mestre enviado por Deus, pois ninguém poderia fazer os milagres que faz se Deus não estivesse com ele".</w:t>
+        <w:t xml:space="preserve"> Numa noite, ele foi até Jesus e disse: “Rabi, sabemos que o senhor é um mestre enviado por Deus, pois ninguém poderia fazer os milagres que faz se Deus não estivesse com ele”.</w:t>
       </w:r>
     </w:p>
     <w:p>
@@ -1884,7 +1884,7 @@
         <w:rPr>
           <w:lang w:val="pt_PT" w:bidi="pt_PT"/>
         </w:rPr>
-        <w:t xml:space="preserve"> Jesus respondeu: "Eu lhe digo a verdade, se alguém não nascer do alto, não poderá ver o reino de Deus".</w:t>
+        <w:t xml:space="preserve"> Jesus respondeu: “Eu lhe digo a verdade, se alguém não nascer do alto, não poderá ver o reino de Deus”.</w:t>
       </w:r>
     </w:p>
     <w:p>
@@ -1926,7 +1926,7 @@
         <w:rPr>
           <w:lang w:val="pt_PT" w:bidi="pt_PT"/>
         </w:rPr>
-        <w:t xml:space="preserve"> Jesus respondeu: "Eu lhe digo com toda verdade: se alguém não nascer da água e do Espírito, não poderá entrar no reino de Deus.</w:t>
+        <w:t xml:space="preserve"> Jesus respondeu: “Eu lhe digo com toda verdade: se alguém não nascer da água e do Espírito, não poderá entrar no reino de Deus.</w:t>
       </w:r>
     </w:p>
     <w:p>
@@ -1989,7 +1989,7 @@
         <w:rPr>
           <w:lang w:val="pt_PT" w:bidi="pt_PT"/>
         </w:rPr>
-        <w:t xml:space="preserve"> O vento sopra onde quer, e você ouve o seu som, mas não sabe de onde ele vem nem para onde ele vai; assim é todo aquele que nasce do Espírito".</w:t>
+        <w:t xml:space="preserve"> O vento sopra onde quer, e você ouve o seu som, mas não sabe de onde ele vem nem para onde ele vai; assim é todo aquele que nasce do Espírito”.</w:t>
       </w:r>
     </w:p>
     <w:p>
@@ -2031,7 +2031,7 @@
         <w:rPr>
           <w:lang w:val="pt_PT" w:bidi="pt_PT"/>
         </w:rPr>
-        <w:t xml:space="preserve"> Jesus respondeu: "O senhor é mestre em Israel e ainda não compreende essas coisas?</w:t>
+        <w:t xml:space="preserve"> Jesus respondeu: “O senhor é mestre em Israel e ainda não compreende essas coisas?</w:t>
       </w:r>
     </w:p>
     <w:p>
@@ -2262,7 +2262,7 @@
         <w:rPr>
           <w:lang w:val="pt_PT" w:bidi="pt_PT"/>
         </w:rPr>
-        <w:t xml:space="preserve"> Mas aquele que pratica a verdade vem para a luz, para que suas obras sejam reveladas, pois foram realizadas de acordo com a vontade de Deus".</w:t>
+        <w:t xml:space="preserve"> Mas aquele que pratica a verdade vem para a luz, para que suas obras sejam reveladas, pois foram realizadas de acordo com a vontade de Deus”.</w:t>
       </w:r>
     </w:p>
     <w:p>
@@ -2367,7 +2367,7 @@
         <w:rPr>
           <w:lang w:val="pt_PT" w:bidi="pt_PT"/>
         </w:rPr>
-        <w:t xml:space="preserve"> Eles foram até João e lhe disseram: "Rabi, aquele que estava com o senhor do outro lado do Jordão, aquele de quem testemunhou, está batizando, e todos estão indo até ele!".</w:t>
+        <w:t xml:space="preserve"> Eles foram até João e lhe disseram: “Rabi, aquele que estava com o senhor do outro lado do Jordão, aquele de quem testemunhou, está batizando, e todos estão indo até ele!”.</w:t>
       </w:r>
     </w:p>
     <w:p>
@@ -2409,7 +2409,7 @@
         <w:rPr>
           <w:lang w:val="pt_PT" w:bidi="pt_PT"/>
         </w:rPr>
-        <w:t xml:space="preserve"> Vocês mesmos são testemunhas de que eu disse: 'Não sou o Cristo, mas fui enviado antes dele'.</w:t>
+        <w:t xml:space="preserve"> Vocês mesmos são testemunhas de que eu disse: ‘Não sou o Cristo, mas fui enviado antes dele’.</w:t>
       </w:r>
     </w:p>
     <w:p>
@@ -2451,7 +2451,7 @@
         <w:rPr>
           <w:lang w:val="pt_PT" w:bidi="pt_PT"/>
         </w:rPr>
-        <w:t xml:space="preserve"> Convém que ele se torne cada vez maior, e eu, cada vez menor".</w:t>
+        <w:t xml:space="preserve"> Convém que ele se torne cada vez maior, e eu, cada vez menor”.</w:t>
       </w:r>
     </w:p>
     <w:p>
@@ -2845,7 +2845,7 @@
         <w:rPr>
           <w:lang w:val="pt_PT" w:bidi="pt_PT"/>
         </w:rPr>
-        <w:t xml:space="preserve"> Acaso o senhor é maior que nosso antepassado Jacó, que nos deu este poço, e dele mesmo bebeu, assim como seus filhos e seus animais?".</w:t>
+        <w:t xml:space="preserve"> Acaso o senhor é maior que nosso antepassado Jacó, que nos deu este poço, e dele mesmo bebeu, assim como seus filhos e seus animais?”.</w:t>
       </w:r>
     </w:p>
     <w:p>
@@ -2887,7 +2887,7 @@
         <w:rPr>
           <w:lang w:val="pt_PT" w:bidi="pt_PT"/>
         </w:rPr>
-        <w:t xml:space="preserve"> mas quem beber da água que eu der nunca mais terá sede. Na verdade, a água que eu der se tornará nele uma fonte de água que jorra para a vida eterna".</w:t>
+        <w:t xml:space="preserve"> mas quem beber da água que eu der nunca mais terá sede. Na verdade, a água que eu der se tornará nele uma fonte de água que jorra para a vida eterna”.</w:t>
       </w:r>
     </w:p>
     <w:p>
@@ -2992,7 +2992,7 @@
         <w:rPr>
           <w:lang w:val="pt_PT" w:bidi="pt_PT"/>
         </w:rPr>
-        <w:t xml:space="preserve"> A mulher respondeu: "Vejo que o senhor é um profeta.</w:t>
+        <w:t xml:space="preserve"> A mulher respondeu: “Vejo que o senhor é um profeta.</w:t>
       </w:r>
     </w:p>
     <w:p>
@@ -3013,7 +3013,7 @@
         <w:rPr>
           <w:lang w:val="pt_PT" w:bidi="pt_PT"/>
         </w:rPr>
-        <w:t xml:space="preserve"> Mas me diga uma coisa: por que vocês, os judeus, insistem que o lugar onde se deve adorar é Jerusalém, enquanto nós, os samaritanos, dizemos que é aqui neste monte, onde nossos antepassados adoraram?".</w:t>
+        <w:t xml:space="preserve"> Mas me diga uma coisa: por que vocês, os judeus, insistem que o lugar onde se deve adorar é Jerusalém, enquanto nós, os samaritanos, dizemos que é aqui neste monte, onde nossos antepassados adoraram?”.</w:t>
       </w:r>
     </w:p>
     <w:p>
@@ -3097,7 +3097,7 @@
         <w:rPr>
           <w:lang w:val="pt_PT" w:bidi="pt_PT"/>
         </w:rPr>
-        <w:t xml:space="preserve"> Porque Deus é espírito, e é necessário que aqueles que o adoram o adorem em espírito e em verdade".</w:t>
+        <w:t xml:space="preserve"> Porque Deus é espírito, e é necessário que aqueles que o adoram o adorem em espírito e em verdade”.</w:t>
       </w:r>
     </w:p>
     <w:p>
@@ -3265,7 +3265,7 @@
         <w:rPr>
           <w:lang w:val="pt_PT" w:bidi="pt_PT"/>
         </w:rPr>
-        <w:t xml:space="preserve"> Mas ele respondeu: “Tenho um alimento para comer que vocês não conhecem".</w:t>
+        <w:t xml:space="preserve"> Mas ele respondeu: “Tenho um alimento para comer que vocês não conhecem”.</w:t>
       </w:r>
     </w:p>
     <w:p>
@@ -3328,7 +3328,7 @@
         <w:rPr>
           <w:lang w:val="pt_PT" w:bidi="pt_PT"/>
         </w:rPr>
-        <w:t xml:space="preserve"> Vocês não dizem: 'Ainda faltam quatro meses para a colheita’? Eu lhes digo: levantem os olhos e vejam os campos, pois já estão brancos, prontos para a colheita.</w:t>
+        <w:t xml:space="preserve"> Vocês não dizem: ‘Ainda faltam quatro meses para a colheita’? Eu lhes digo: levantem os olhos e vejam os campos, pois já estão brancos, prontos para a colheita.</w:t>
       </w:r>
     </w:p>
     <w:p>
@@ -3391,7 +3391,7 @@
         <w:rPr>
           <w:lang w:val="pt_PT" w:bidi="pt_PT"/>
         </w:rPr>
-        <w:t xml:space="preserve"> Eu os enviei para colher o que vocês não semearam; outros trabalharam duro, e vocês usufruem do trabalho deles".</w:t>
+        <w:t xml:space="preserve"> Eu os enviei para colher o que vocês não semearam; outros trabalharam duro, e vocês usufruem do trabalho deles”.</w:t>
       </w:r>
     </w:p>
     <w:p>
@@ -3601,7 +3601,7 @@
         <w:rPr>
           <w:lang w:val="pt_PT" w:bidi="pt_PT"/>
         </w:rPr>
-        <w:t xml:space="preserve"> Então Jesus disse: "Se vocês não virem sinais e maravilhas, certamente não crerão".</w:t>
+        <w:t xml:space="preserve"> Então Jesus disse: “Se vocês não virem sinais e maravilhas, certamente não crerão”.</w:t>
       </w:r>
     </w:p>
     <w:p>
@@ -3622,7 +3622,7 @@
         <w:rPr>
           <w:lang w:val="pt_PT" w:bidi="pt_PT"/>
         </w:rPr>
-        <w:t xml:space="preserve"> O oficial do rei implorou: "Senhor, vamos depressa, antes que meu filho morra".</w:t>
+        <w:t xml:space="preserve"> O oficial do rei implorou: “Senhor, vamos depressa, antes que meu filho morra”.</w:t>
       </w:r>
     </w:p>
     <w:p>
@@ -3643,7 +3643,7 @@
         <w:rPr>
           <w:lang w:val="pt_PT" w:bidi="pt_PT"/>
         </w:rPr>
-        <w:t xml:space="preserve"> Então Jesus lhe disse: "Vá, seu filho está vivo e curado". O homem creu em Jesus e foi para casa.</w:t>
+        <w:t xml:space="preserve"> Então Jesus lhe disse: “Vá, seu filho está vivo e curado”. O homem creu em Jesus e foi para casa.</w:t>
       </w:r>
     </w:p>
     <w:p>
@@ -3685,7 +3685,7 @@
         <w:rPr>
           <w:lang w:val="pt_PT" w:bidi="pt_PT"/>
         </w:rPr>
-        <w:t xml:space="preserve"> Ele lhes perguntou a que hora seu filho começou a melhorar, e eles lhe disseram: "A febre o deixou ontem por volta de uma hora da tarde".</w:t>
+        <w:t xml:space="preserve"> Ele lhes perguntou a que hora seu filho começou a melhorar, e eles lhe disseram: “A febre o deixou ontem por volta de uma hora da tarde”.</w:t>
       </w:r>
     </w:p>
     <w:p>
@@ -3848,7 +3848,7 @@
         <w:rPr>
           <w:lang w:val="pt_PT" w:bidi="pt_PT"/>
         </w:rPr>
-        <w:t xml:space="preserve"> Jesus viu aquele homem deitado e, sabendo que já fazia muito tempo que ele estava naquela situação, perguntou-lhe: "Você quer ser curado?".</w:t>
+        <w:t xml:space="preserve"> Jesus viu aquele homem deitado e, sabendo que já fazia muito tempo que ele estava naquela situação, perguntou-lhe: “Você quer ser curado?”.</w:t>
       </w:r>
     </w:p>
     <w:p>
@@ -3869,7 +3869,7 @@
         <w:rPr>
           <w:lang w:val="pt_PT" w:bidi="pt_PT"/>
         </w:rPr>
-        <w:t xml:space="preserve"> "Senhor, eu não tenho ninguém para me colocar na piscina quando a água se agita; enquanto eu vou, outro desce antes de mim", respondeu.</w:t>
+        <w:t xml:space="preserve"> "Senhor, eu não tenho ninguém para me colocar na piscina quando a água se agita; enquanto eu vou, outro desce antes de mim”, respondeu.</w:t>
       </w:r>
     </w:p>
     <w:p>
@@ -4709,7 +4709,7 @@
         <w:rPr>
           <w:lang w:val="pt_PT" w:bidi="pt_PT"/>
         </w:rPr>
-        <w:t xml:space="preserve"> Contudo, se vocês não creem no que ele escreveu, como crerão no que eu digo?".</w:t>
+        <w:t xml:space="preserve"> Contudo, se vocês não creem no que ele escreveu, como crerão no que eu digo?”.</w:t>
       </w:r>
     </w:p>
     <w:p>
@@ -4914,7 +4914,7 @@
         <w:rPr>
           <w:lang w:val="pt_PT" w:bidi="pt_PT"/>
         </w:rPr>
-        <w:t xml:space="preserve"> "Aqui está um menino com cinco pães de cevada e dois peixinhos; mas o que isso significa diante de tanta gente?".</w:t>
+        <w:t xml:space="preserve"> "Aqui está um menino com cinco pães de cevada e dois peixinhos; mas o que isso significa diante de tanta gente?”.</w:t>
       </w:r>
     </w:p>
     <w:p>
@@ -5271,7 +5271,7 @@
         <w:rPr>
           <w:lang w:val="pt_PT" w:bidi="pt_PT"/>
         </w:rPr>
-        <w:t xml:space="preserve"> Jesus respondeu: "A verdade é que vocês me buscam não porque entenderam os sinais miraculosos, mas porque comeram pão e se saciaram.</w:t>
+        <w:t xml:space="preserve"> Jesus respondeu: “A verdade é que vocês me buscam não porque entenderam os sinais miraculosos, mas porque comeram pão e se saciaram.</w:t>
       </w:r>
     </w:p>
     <w:p>
@@ -5292,7 +5292,7 @@
         <w:rPr>
           <w:lang w:val="pt_PT" w:bidi="pt_PT"/>
         </w:rPr>
-        <w:t xml:space="preserve"> Não trabalhem pela comida que se estraga, mas pela comida que permanece para a vida eterna, a qual o Filho do Homem lhes dará, porque Deus, o Pai, colocou sobre ele seu selo de aprovação".</w:t>
+        <w:t xml:space="preserve"> Não trabalhem pela comida que se estraga, mas pela comida que permanece para a vida eterna, a qual o Filho do Homem lhes dará, porque Deus, o Pai, colocou sobre ele seu selo de aprovação”.</w:t>
       </w:r>
     </w:p>
     <w:p>
@@ -5376,7 +5376,7 @@
         <w:rPr>
           <w:lang w:val="pt_PT" w:bidi="pt_PT"/>
         </w:rPr>
-        <w:t xml:space="preserve"> Afinal, nossos pais comeram o maná no deserto, como está escrito: 'Ele deu ao povo pão do céu para comer'".</w:t>
+        <w:t xml:space="preserve"> Afinal, nossos pais comeram o maná no deserto, como está escrito: ‘Ele deu ao povo pão do céu para comer’”.</w:t>
       </w:r>
     </w:p>
     <w:p>
@@ -5418,7 +5418,7 @@
         <w:rPr>
           <w:lang w:val="pt_PT" w:bidi="pt_PT"/>
         </w:rPr>
-        <w:t xml:space="preserve"> Porque o pão que vem de Deus é aquele que desce do céu e dá vida ao mundo".</w:t>
+        <w:t xml:space="preserve"> Porque o pão que vem de Deus é aquele que desce do céu e dá vida ao mundo”.</w:t>
       </w:r>
     </w:p>
     <w:p>
@@ -5565,7 +5565,7 @@
         <w:rPr>
           <w:lang w:val="pt_PT" w:bidi="pt_PT"/>
         </w:rPr>
-        <w:t xml:space="preserve"> Pois esta é a vontade do meu Pai: que todo aquele que olhar para mim, o Filho, e crer em mim, tenha a vida eterna, e eu o ressuscitarei no último dia".</w:t>
+        <w:t xml:space="preserve"> Pois esta é a vontade do meu Pai: que todo aquele que olhar para mim, o Filho, e crer em mim, tenha a vida eterna, e eu o ressuscitarei no último dia”.</w:t>
       </w:r>
     </w:p>
     <w:p>
@@ -5670,7 +5670,7 @@
         <w:rPr>
           <w:lang w:val="pt_PT" w:bidi="pt_PT"/>
         </w:rPr>
-        <w:t xml:space="preserve"> Como está escrito nos Profetas: 'Todos eles serão ensinados por Deus'. Todo aquele que ouviu do Pai e aprendeu vem a mim.</w:t>
+        <w:t xml:space="preserve"> Como está escrito nos Profetas: ‘Todos eles serão ensinados por Deus’. Todo aquele que ouviu do Pai e aprendeu vem a mim.</w:t>
       </w:r>
     </w:p>
     <w:p>
@@ -5796,7 +5796,7 @@
         <w:rPr>
           <w:lang w:val="pt_PT" w:bidi="pt_PT"/>
         </w:rPr>
-        <w:t xml:space="preserve"> Eu sou este pão vivo que desceu do céu. Todo aquele que comer deste pão viverá eternamente, e o pão que eu darei é a minha carne, para que o mundo viva".</w:t>
+        <w:t xml:space="preserve"> Eu sou este pão vivo que desceu do céu. Todo aquele que comer deste pão viverá eternamente, e o pão que eu darei é a minha carne, para que o mundo viva”.</w:t>
       </w:r>
     </w:p>
     <w:p>
@@ -5817,7 +5817,7 @@
         <w:rPr>
           <w:lang w:val="pt_PT" w:bidi="pt_PT"/>
         </w:rPr>
-        <w:t xml:space="preserve"> Então os judeus começaram a discutir uns com os outros a respeito do que ele queria dizer. "Como pode esse homem nos oferecer sua carne para comer?”, indagavam.</w:t>
+        <w:t xml:space="preserve"> Então os judeus começaram a discutir uns com os outros a respeito do que ele queria dizer. “Como pode esse homem nos oferecer sua carne para comer?”, indagavam.</w:t>
       </w:r>
     </w:p>
     <w:p>
@@ -5838,7 +5838,7 @@
         <w:rPr>
           <w:lang w:val="pt_PT" w:bidi="pt_PT"/>
         </w:rPr>
-        <w:t xml:space="preserve"> Jesus declarou: "Eu lhes digo a verdade: Se vocês não comerem a carne do Filho do Homem e não beberem o seu sangue, não terão vida em si mesmos.</w:t>
+        <w:t xml:space="preserve"> Jesus declarou: “Eu lhes digo a verdade: Se vocês não comerem a carne do Filho do Homem e não beberem o seu sangue, não terão vida em si mesmos.</w:t>
       </w:r>
     </w:p>
     <w:p>
@@ -5943,7 +5943,7 @@
         <w:rPr>
           <w:lang w:val="pt_PT" w:bidi="pt_PT"/>
         </w:rPr>
-        <w:t xml:space="preserve"> Este é o pão que desceu do céu, diferente daquele que seus antepassados comeram e morreram. Quem se alimenta deste pão viverá eternamente".</w:t>
+        <w:t xml:space="preserve"> Este é o pão que desceu do céu, diferente daquele que seus antepassados comeram e morreram. Quem se alimenta deste pão viverá eternamente”.</w:t>
       </w:r>
     </w:p>
     <w:p>
@@ -5985,7 +5985,7 @@
         <w:rPr>
           <w:lang w:val="pt_PT" w:bidi="pt_PT"/>
         </w:rPr>
-        <w:t xml:space="preserve"> Muitos dos seus discípulos disseram: "Esse ensinamento é muito duro. Quem pode aceitá-lo?".</w:t>
+        <w:t xml:space="preserve"> Muitos dos seus discípulos disseram: “Esse ensinamento é muito duro. Quem pode aceitá-lo?”.</w:t>
       </w:r>
     </w:p>
     <w:p>
@@ -6069,7 +6069,7 @@
         <w:rPr>
           <w:lang w:val="pt_PT" w:bidi="pt_PT"/>
         </w:rPr>
-        <w:t xml:space="preserve"> Contudo, há alguns entre vocês que não creem". Jesus já conhecia, desde o princípio, os que não creriam e aquele que o trairia.</w:t>
+        <w:t xml:space="preserve"> Contudo, há alguns entre vocês que não creem”. Jesus já conhecia, desde o princípio, os que não creriam e aquele que o trairia.</w:t>
       </w:r>
     </w:p>
     <w:p>
@@ -6090,7 +6090,7 @@
         <w:rPr>
           <w:lang w:val="pt_PT" w:bidi="pt_PT"/>
         </w:rPr>
-        <w:t xml:space="preserve"> Ele acrescentou: "Por isso eu lhes disse: ninguém pode vir a mim, a menos que lhe seja concedido pelo Pai".</w:t>
+        <w:t xml:space="preserve"> Ele acrescentou: “Por isso eu lhes disse: ninguém pode vir a mim, a menos que lhe seja concedido pelo Pai”.</w:t>
       </w:r>
     </w:p>
     <w:p>
@@ -6174,7 +6174,7 @@
         <w:rPr>
           <w:lang w:val="pt_PT" w:bidi="pt_PT"/>
         </w:rPr>
-        <w:t xml:space="preserve"> E nós cremos e sabemos que o senhor é o Santo de Deus".</w:t>
+        <w:t xml:space="preserve"> E nós cremos e sabemos que o senhor é o Santo de Deus”.</w:t>
       </w:r>
     </w:p>
     <w:p>
@@ -6295,7 +6295,7 @@
         <w:rPr>
           <w:lang w:val="pt_PT" w:bidi="pt_PT"/>
         </w:rPr>
-        <w:t xml:space="preserve"> e os irmãos de Jesus lhe disseram: "Saia daqui e vá para a Judeia, para que também os seus discípulos vejam as obras que você realiza.</w:t>
+        <w:t xml:space="preserve"> e os irmãos de Jesus lhe disseram: “Saia daqui e vá para a Judeia, para que também os seus discípulos vejam as obras que você realiza.</w:t>
       </w:r>
     </w:p>
     <w:p>
@@ -6316,7 +6316,7 @@
         <w:rPr>
           <w:lang w:val="pt_PT" w:bidi="pt_PT"/>
         </w:rPr>
-        <w:t xml:space="preserve"> Pois ninguém que deseja ser reconhecido age em segredo. Se você faz estas coisas, mostre-se ao mundo".</w:t>
+        <w:t xml:space="preserve"> Pois ninguém que deseja ser reconhecido age em segredo. Se você faz estas coisas, mostre-se ao mundo”.</w:t>
       </w:r>
     </w:p>
     <w:p>
@@ -6400,7 +6400,7 @@
         <w:rPr>
           <w:lang w:val="pt_PT" w:bidi="pt_PT"/>
         </w:rPr>
-        <w:t xml:space="preserve"> Vão vocês para a festa; eu não vou subir ainda, porque o meu tempo ainda não chegou".</w:t>
+        <w:t xml:space="preserve"> Vão vocês para a festa; eu não vou subir ainda, porque o meu tempo ainda não chegou”.</w:t>
       </w:r>
     </w:p>
     <w:p>
@@ -6463,7 +6463,7 @@
         <w:rPr>
           <w:lang w:val="pt_PT" w:bidi="pt_PT"/>
         </w:rPr>
-        <w:t xml:space="preserve"> Os líderes judeus o procuravam na festa e perguntavam: "Onde está aquele homem?".</w:t>
+        <w:t xml:space="preserve"> Os líderes judeus o procuravam na festa e perguntavam: “Onde está aquele homem?”.</w:t>
       </w:r>
     </w:p>
     <w:p>
@@ -6484,7 +6484,7 @@
         <w:rPr>
           <w:lang w:val="pt_PT" w:bidi="pt_PT"/>
         </w:rPr>
-        <w:t xml:space="preserve"> Havia muito murmúrio a seu respeito entre as multidões. Uns diziam: "Ele é bom"; outros, porém, diziam: "Não, ele está enganando as multidões".</w:t>
+        <w:t xml:space="preserve"> Havia muito murmúrio a seu respeito entre as multidões. Uns diziam: “Ele é bom”; outros, porém, diziam: “Não, ele está enganando as multidões”.</w:t>
       </w:r>
     </w:p>
     <w:p>
@@ -6547,7 +6547,7 @@
         <w:rPr>
           <w:lang w:val="pt_PT" w:bidi="pt_PT"/>
         </w:rPr>
-        <w:t xml:space="preserve"> Os líderes judeus ficaram admirados com o que Jesus dizia, e indagavam: "Como é que este homem sabe tanto sem ter estudado?".</w:t>
+        <w:t xml:space="preserve"> Os líderes judeus ficaram admirados com o que Jesus dizia, e indagavam: “Como é que este homem sabe tanto sem ter estudado?”.</w:t>
       </w:r>
     </w:p>
     <w:p>
@@ -6568,7 +6568,7 @@
         <w:rPr>
           <w:lang w:val="pt_PT" w:bidi="pt_PT"/>
         </w:rPr>
-        <w:t xml:space="preserve"> Jesus respondeu-lhes: "Minha doutrina não é minha, mas daquele que me enviou.</w:t>
+        <w:t xml:space="preserve"> Jesus respondeu-lhes: “Minha doutrina não é minha, mas daquele que me enviou.</w:t>
       </w:r>
     </w:p>
     <w:p>
@@ -6631,7 +6631,7 @@
         <w:rPr>
           <w:lang w:val="pt_PT" w:bidi="pt_PT"/>
         </w:rPr>
-        <w:t xml:space="preserve"> Moisés não deu a vocês a lei? Contudo, nenhum de vocês cumpre a lei. Por que procuram me matar?".</w:t>
+        <w:t xml:space="preserve"> Moisés não deu a vocês a lei? Contudo, nenhum de vocês cumpre a lei. Por que procuram me matar?”.</w:t>
       </w:r>
     </w:p>
     <w:p>
@@ -6652,7 +6652,7 @@
         <w:rPr>
           <w:lang w:val="pt_PT" w:bidi="pt_PT"/>
         </w:rPr>
-        <w:t xml:space="preserve"> A multidão retrucou: "O senhor está endemoninhado! Quem é que quer matá-lo?".</w:t>
+        <w:t xml:space="preserve"> A multidão retrucou: “O senhor está endemoninhado! Quem é que quer matá-lo?”.</w:t>
       </w:r>
     </w:p>
     <w:p>
@@ -6673,7 +6673,7 @@
         <w:rPr>
           <w:lang w:val="pt_PT" w:bidi="pt_PT"/>
         </w:rPr>
-        <w:t xml:space="preserve"> Jesus respondeu: "Eu fiz um único milagre, e todos vocês ficaram admirados.</w:t>
+        <w:t xml:space="preserve"> Jesus respondeu: “Eu fiz um único milagre, e todos vocês ficaram admirados.</w:t>
       </w:r>
     </w:p>
     <w:p>
@@ -6736,7 +6736,7 @@
         <w:rPr>
           <w:lang w:val="pt_PT" w:bidi="pt_PT"/>
         </w:rPr>
-        <w:t xml:space="preserve"> Não julguem apenas pela aparência, mas julguem de modo justo".</w:t>
+        <w:t xml:space="preserve"> Não julguem apenas pela aparência, mas julguem de modo justo”.</w:t>
       </w:r>
     </w:p>
     <w:p>
@@ -6799,7 +6799,7 @@
         <w:rPr>
           <w:lang w:val="pt_PT" w:bidi="pt_PT"/>
         </w:rPr>
-        <w:t xml:space="preserve"> Mas como pode ser ele? Sabemos de onde ele é; mas quando o Messias vier, ninguém saberá de onde ele veio".</w:t>
+        <w:t xml:space="preserve"> Mas como pode ser ele? Sabemos de onde ele é; mas quando o Messias vier, ninguém saberá de onde ele veio”.</w:t>
       </w:r>
     </w:p>
     <w:p>
@@ -6841,7 +6841,7 @@
         <w:rPr>
           <w:lang w:val="pt_PT" w:bidi="pt_PT"/>
         </w:rPr>
-        <w:t xml:space="preserve"> Eu o conheço, pois venho dele, e ele me enviou".</w:t>
+        <w:t xml:space="preserve"> Eu o conheço, pois venho dele, e ele me enviou”.</w:t>
       </w:r>
     </w:p>
     <w:p>
@@ -6946,7 +6946,7 @@
         <w:rPr>
           <w:lang w:val="pt_PT" w:bidi="pt_PT"/>
         </w:rPr>
-        <w:t xml:space="preserve"> Vocês me procurarão e não me encontrarão, e não poderão ir ao lugar onde eu estarei".</w:t>
+        <w:t xml:space="preserve"> Vocês me procurarão e não me encontrarão, e não poderão ir ao lugar onde eu estarei”.</w:t>
       </w:r>
     </w:p>
     <w:p>
@@ -6988,7 +6988,7 @@
         <w:rPr>
           <w:lang w:val="pt_PT" w:bidi="pt_PT"/>
         </w:rPr>
-        <w:t xml:space="preserve"> O que ele quis dizer ao afirmar que nós o procuraríamos e não o encontraríamos, e que não poderíamos ir aonde ele estaria?".</w:t>
+        <w:t xml:space="preserve"> O que ele quis dizer ao afirmar que nós o procuraríamos e não o encontraríamos, e que não poderíamos ir aonde ele estaria?”.</w:t>
       </w:r>
     </w:p>
     <w:p>
@@ -7030,7 +7030,7 @@
         <w:rPr>
           <w:lang w:val="pt_PT" w:bidi="pt_PT"/>
         </w:rPr>
-        <w:t xml:space="preserve"> Quem crer em mim, como diz a Escritura, rios de água viva fluirão do seu interior".</w:t>
+        <w:t xml:space="preserve"> Quem crer em mim, como diz a Escritura, rios de água viva fluirão do seu interior”.</w:t>
       </w:r>
     </w:p>
     <w:p>
@@ -7114,7 +7114,7 @@
         <w:rPr>
           <w:lang w:val="pt_PT" w:bidi="pt_PT"/>
         </w:rPr>
-        <w:t xml:space="preserve"> Não diz a Escritura que o Cristo virá da descendência de Davi e da cidade de Belém, onde Davi morou?".</w:t>
+        <w:t xml:space="preserve"> Não diz a Escritura que o Cristo virá da descendência de Davi e da cidade de Belém, onde Davi morou?”.</w:t>
       </w:r>
     </w:p>
     <w:p>
@@ -7198,7 +7198,7 @@
         <w:rPr>
           <w:lang w:val="pt_PT" w:bidi="pt_PT"/>
         </w:rPr>
-        <w:t xml:space="preserve"> Eles responderam: "Nunca ouvimos alguém falar como ele!".</w:t>
+        <w:t xml:space="preserve"> Eles responderam: “Nunca ouvimos alguém falar como ele!”.</w:t>
       </w:r>
     </w:p>
     <w:p>
@@ -7261,7 +7261,7 @@
         <w:rPr>
           <w:lang w:val="pt_PT" w:bidi="pt_PT"/>
         </w:rPr>
-        <w:t xml:space="preserve"> Mas este povo, que não conhece a lei, está sob maldição".</w:t>
+        <w:t xml:space="preserve"> Mas este povo, que não conhece a lei, está sob maldição”.</w:t>
       </w:r>
     </w:p>
     <w:p>
@@ -7303,7 +7303,7 @@
         <w:rPr>
           <w:lang w:val="pt_PT" w:bidi="pt_PT"/>
         </w:rPr>
-        <w:t xml:space="preserve"> "A nossa lei não julga um homem sem antes ouvi-lo e saber o que ele fez?".</w:t>
+        <w:t xml:space="preserve"> "A nossa lei não julga um homem sem antes ouvi-lo e saber o que ele fez?”.</w:t>
       </w:r>
     </w:p>
     <w:p>
@@ -7324,7 +7324,7 @@
         <w:rPr>
           <w:lang w:val="pt_PT" w:bidi="pt_PT"/>
         </w:rPr>
-        <w:t xml:space="preserve"> Eles retrucaram: "Por acaso, você é galileu também? Consulte as Escrituras e verá que nenhum profeta vem da Galileia".</w:t>
+        <w:t xml:space="preserve"> Eles retrucaram: “Por acaso, você é galileu também? Consulte as Escrituras e verá que nenhum profeta vem da Galileia”.</w:t>
       </w:r>
     </w:p>
     <w:p>
@@ -7466,7 +7466,7 @@
         <w:rPr>
           <w:lang w:val="pt_PT" w:bidi="pt_PT"/>
         </w:rPr>
-        <w:t xml:space="preserve"> Na nossa lei, Moisés ordenou que mulheres como esta fossem apedrejadas. E o senhor, o que diz?".</w:t>
+        <w:t xml:space="preserve"> Na nossa lei, Moisés ordenou que mulheres como esta fossem apedrejadas. E o senhor, o que diz?”.</w:t>
       </w:r>
     </w:p>
     <w:p>
@@ -7508,7 +7508,7 @@
         <w:rPr>
           <w:lang w:val="pt_PT" w:bidi="pt_PT"/>
         </w:rPr>
-        <w:t xml:space="preserve"> Eles insistiam em perguntar, então Jesus se ergueu e disse: "Se alguém entre vocês não tiver pecado, que seja o primeiro a atirar uma pedra nela".</w:t>
+        <w:t xml:space="preserve"> Eles insistiam em perguntar, então Jesus se ergueu e disse: “Se alguém entre vocês não tiver pecado, que seja o primeiro a atirar uma pedra nela”.</w:t>
       </w:r>
     </w:p>
     <w:p>
@@ -7592,7 +7592,7 @@
         <w:rPr>
           <w:lang w:val="pt_PT" w:bidi="pt_PT"/>
         </w:rPr>
-        <w:t xml:space="preserve"> Ela disse: "Ninguém, Senhor". Jesus afirmou: "Nem eu a condeno; vá e não peque mais".</w:t>
+        <w:t xml:space="preserve"> Ela disse: “Ninguém, Senhor”. Jesus afirmou: “Nem eu a condeno; vá e não peque mais”.</w:t>
       </w:r>
     </w:p>
     <w:p>
@@ -7739,7 +7739,7 @@
         <w:rPr>
           <w:lang w:val="pt_PT" w:bidi="pt_PT"/>
         </w:rPr>
-        <w:t xml:space="preserve"> Sou eu quem dá testemunho de mim mesmo, e o Pai que me enviou também testifica a meu favor".</w:t>
+        <w:t xml:space="preserve"> Sou eu quem dá testemunho de mim mesmo, e o Pai que me enviou também testifica a meu favor”.</w:t>
       </w:r>
     </w:p>
     <w:p>
@@ -7802,7 +7802,7 @@
         <w:rPr>
           <w:lang w:val="pt_PT" w:bidi="pt_PT"/>
         </w:rPr>
-        <w:t xml:space="preserve"> Jesus falou outra vez: "Eu vou embora, e vocês vão me buscar, mas morrerão em seus pecados. Para onde vou, vocês não podem ir".</w:t>
+        <w:t xml:space="preserve"> Jesus falou outra vez: “Eu vou embora, e vocês vão me buscar, mas morrerão em seus pecados. Para onde vou, vocês não podem ir”.</w:t>
       </w:r>
     </w:p>
     <w:p>
@@ -7844,7 +7844,7 @@
         <w:rPr>
           <w:lang w:val="pt_PT" w:bidi="pt_PT"/>
         </w:rPr>
-        <w:t xml:space="preserve"> Jesus continuou: "Vocês pertencem a este mundo aqui embaixo; eu pertenço ao mundo lá de cima. Vocês são deste mundo; eu não sou deste mundo.</w:t>
+        <w:t xml:space="preserve"> Jesus continuou: “Vocês pertencem a este mundo aqui embaixo; eu pertenço ao mundo lá de cima. Vocês são deste mundo; eu não sou deste mundo.</w:t>
       </w:r>
     </w:p>
     <w:p>
@@ -7907,7 +7907,7 @@
         <w:rPr>
           <w:lang w:val="pt_PT" w:bidi="pt_PT"/>
         </w:rPr>
-        <w:t xml:space="preserve"> Tenho muitas coisas a declarar e a julgar a respeito de vocês; mas digo somente o que ouvi daquele que me enviou, pois ele é verdadeiro".</w:t>
+        <w:t xml:space="preserve"> Tenho muitas coisas a declarar e a julgar a respeito de vocês; mas digo somente o que ouvi daquele que me enviou, pois ele é verdadeiro”.</w:t>
       </w:r>
     </w:p>
     <w:p>
@@ -7949,7 +7949,7 @@
         <w:rPr>
           <w:lang w:val="pt_PT" w:bidi="pt_PT"/>
         </w:rPr>
-        <w:t xml:space="preserve"> Então Jesus disse: "Quando vocês erguerem o Filho do Homem, então reconhecerão que Eu Sou; e que nada faço por iniciativa própria, mas digo apenas o que o Pai me ensinou.</w:t>
+        <w:t xml:space="preserve"> Então Jesus disse: “Quando vocês erguerem o Filho do Homem, então reconhecerão que Eu Sou; e que nada faço por iniciativa própria, mas digo apenas o que o Pai me ensinou.</w:t>
       </w:r>
     </w:p>
     <w:p>
@@ -7970,7 +7970,7 @@
         <w:rPr>
           <w:lang w:val="pt_PT" w:bidi="pt_PT"/>
         </w:rPr>
-        <w:t xml:space="preserve"> E aquele que me enviou está comigo; ele não me deixou sozinho, porque sempre faço o que lhe agrada".</w:t>
+        <w:t xml:space="preserve"> E aquele que me enviou está comigo; ele não me deixou sozinho, porque sempre faço o que lhe agrada”.</w:t>
       </w:r>
     </w:p>
     <w:p>
@@ -8012,7 +8012,7 @@
         <w:rPr>
           <w:lang w:val="pt_PT" w:bidi="pt_PT"/>
         </w:rPr>
-        <w:t xml:space="preserve"> Jesus falou aos judeus que creram nele: "Se vocês permanecerem na minha palavra, serão de fato meus discípulos.</w:t>
+        <w:t xml:space="preserve"> Jesus falou aos judeus que creram nele: “Se vocês permanecerem na minha palavra, serão de fato meus discípulos.</w:t>
       </w:r>
     </w:p>
     <w:p>
@@ -8033,7 +8033,7 @@
         <w:rPr>
           <w:lang w:val="pt_PT" w:bidi="pt_PT"/>
         </w:rPr>
-        <w:t xml:space="preserve"> Então, conhecerão a verdade, e a verdade os libertará".</w:t>
+        <w:t xml:space="preserve"> Então, conhecerão a verdade, e a verdade os libertará”.</w:t>
       </w:r>
     </w:p>
     <w:p>
@@ -8075,7 +8075,7 @@
         <w:rPr>
           <w:lang w:val="pt_PT" w:bidi="pt_PT"/>
         </w:rPr>
-        <w:t xml:space="preserve"> Jesus respondeu: "Eu lhes digo a verdade: todo aquele que pratica o pecado é escravo do pecado.</w:t>
+        <w:t xml:space="preserve"> Jesus respondeu: “Eu lhes digo a verdade: todo aquele que pratica o pecado é escravo do pecado.</w:t>
       </w:r>
     </w:p>
     <w:p>
@@ -8159,7 +8159,7 @@
         <w:rPr>
           <w:lang w:val="pt_PT" w:bidi="pt_PT"/>
         </w:rPr>
-        <w:t xml:space="preserve"> Eu falo do que vi junto ao Pai, mas vocês praticam o que ouviram do pai de vocês".</w:t>
+        <w:t xml:space="preserve"> Eu falo do que vi junto ao Pai, mas vocês praticam o que ouviram do pai de vocês”.</w:t>
       </w:r>
     </w:p>
     <w:p>
@@ -8180,7 +8180,7 @@
         <w:rPr>
           <w:lang w:val="pt_PT" w:bidi="pt_PT"/>
         </w:rPr>
-        <w:t xml:space="preserve"> Eles disseram a Jesus: "Abraão é nosso antepassado". Jesus respondeu: "Se vocês fossem filhos de Abraão, fariam as obras de Abraão.</w:t>
+        <w:t xml:space="preserve"> Eles disseram a Jesus: “Abraão é nosso antepassado”. Jesus respondeu: “Se vocês fossem filhos de Abraão, fariam as obras de Abraão.</w:t>
       </w:r>
     </w:p>
     <w:p>
@@ -8222,7 +8222,7 @@
         <w:rPr>
           <w:lang w:val="pt_PT" w:bidi="pt_PT"/>
         </w:rPr>
-        <w:t xml:space="preserve"> Vocês realizam as obras do pai de vocês". Eles replicaram: "Nós não somos filhos ilegítimos; o único Pai que temos é Deus".</w:t>
+        <w:t xml:space="preserve"> Vocês realizam as obras do pai de vocês”. Eles replicaram: “Nós não somos filhos ilegítimos; o único Pai que temos é Deus”.</w:t>
       </w:r>
     </w:p>
     <w:p>
@@ -8243,7 +8243,7 @@
         <w:rPr>
           <w:lang w:val="pt_PT" w:bidi="pt_PT"/>
         </w:rPr>
-        <w:t xml:space="preserve"> Jesus continuou: "Se Deus fosse realmente o Pai de vocês, vocês me amariam, pois eu vim de Deus e estou aqui. Eu não vim por minha própria vontade, mas ele me enviou.</w:t>
+        <w:t xml:space="preserve"> Jesus continuou: “Se Deus fosse realmente o Pai de vocês, vocês me amariam, pois eu vim de Deus e estou aqui. Eu não vim por minha própria vontade, mas ele me enviou.</w:t>
       </w:r>
     </w:p>
     <w:p>
@@ -8348,7 +8348,7 @@
         <w:rPr>
           <w:lang w:val="pt_PT" w:bidi="pt_PT"/>
         </w:rPr>
-        <w:t xml:space="preserve"> Todo aquele que pertence a Deus ouve as palavras de Deus. Por isso, vocês não ouvem, porque não são de Deus".</w:t>
+        <w:t xml:space="preserve"> Todo aquele que pertence a Deus ouve as palavras de Deus. Por isso, vocês não ouvem, porque não são de Deus”.</w:t>
       </w:r>
     </w:p>
     <w:p>
@@ -8390,7 +8390,7 @@
         <w:rPr>
           <w:lang w:val="pt_PT" w:bidi="pt_PT"/>
         </w:rPr>
-        <w:t xml:space="preserve"> Jesus replicou: "Não tenho demônio. Mas eu honro meu Pai, e vocês me desonram.</w:t>
+        <w:t xml:space="preserve"> Jesus replicou: “Não tenho demônio. Mas eu honro meu Pai, e vocês me desonram.</w:t>
       </w:r>
     </w:p>
     <w:p>
@@ -8432,7 +8432,7 @@
         <w:rPr>
           <w:lang w:val="pt_PT" w:bidi="pt_PT"/>
         </w:rPr>
-        <w:t xml:space="preserve"> Eu lhes digo a verdade: se alguém obedecer à minha palavra, jamais morrerá!".</w:t>
+        <w:t xml:space="preserve"> Eu lhes digo a verdade: se alguém obedecer à minha palavra, jamais morrerá!”.</w:t>
       </w:r>
     </w:p>
     <w:p>
@@ -8453,7 +8453,7 @@
         <w:rPr>
           <w:lang w:val="pt_PT" w:bidi="pt_PT"/>
         </w:rPr>
-        <w:t xml:space="preserve"> Então os líderes dos judeus disseram: "Agora sabemos que você tem um demônio. Abraão morreu, e os profetas também, e você diz: 'Se alguém obedecer à minha palavra, jamais morrerá!'.</w:t>
+        <w:t xml:space="preserve"> Então os líderes dos judeus disseram: “Agora sabemos que você tem um demônio. Abraão morreu, e os profetas também, e você diz: ‘Se alguém obedecer à minha palavra, jamais morrerá!’.</w:t>
       </w:r>
     </w:p>
     <w:p>
@@ -8474,7 +8474,7 @@
         <w:rPr>
           <w:lang w:val="pt_PT" w:bidi="pt_PT"/>
         </w:rPr>
-        <w:t xml:space="preserve"> Quer dizer que você é maior do que o nosso pai Abraão, que morreu? E maior do que os profetas, que também morreram? Quem você pensa que é?".</w:t>
+        <w:t xml:space="preserve"> Quer dizer que você é maior do que o nosso pai Abraão, que morreu? E maior do que os profetas, que também morreram? Quem você pensa que é?”.</w:t>
       </w:r>
     </w:p>
     <w:p>
@@ -8495,7 +8495,7 @@
         <w:rPr>
           <w:lang w:val="pt_PT" w:bidi="pt_PT"/>
         </w:rPr>
-        <w:t xml:space="preserve"> Então Jesus declarou: "Se eu glorifico a mim mesmo, a minha glória não tem valor; é o meu Pai, aquele que vocês dizem ser o Deus de vocês, quem me glorifica.</w:t>
+        <w:t xml:space="preserve"> Então Jesus declarou: “Se eu glorifico a mim mesmo, a minha glória não tem valor; é o meu Pai, aquele que vocês dizem ser o Deus de vocês, quem me glorifica.</w:t>
       </w:r>
     </w:p>
     <w:p>
@@ -8537,7 +8537,7 @@
         <w:rPr>
           <w:lang w:val="pt_PT" w:bidi="pt_PT"/>
         </w:rPr>
-        <w:t xml:space="preserve"> Abraão, o pai de vocês, exultou ao pensar que veria o meu dia; ele o viu e ficou alegre".</w:t>
+        <w:t xml:space="preserve"> Abraão, o pai de vocês, exultou ao pensar que veria o meu dia; ele o viu e ficou alegre”.</w:t>
       </w:r>
     </w:p>
     <w:p>
@@ -8679,7 +8679,7 @@
         <w:rPr>
           <w:lang w:val="pt_PT" w:bidi="pt_PT"/>
         </w:rPr>
-        <w:t xml:space="preserve"> Jesus respondeu: "Nem este homem pecou, nem seus pais; mas isso aconteceu para que as obras de Deus se tornassem visíveis nele.</w:t>
+        <w:t xml:space="preserve"> Jesus respondeu: “Nem este homem pecou, nem seus pais; mas isso aconteceu para que as obras de Deus se tornassem visíveis nele.</w:t>
       </w:r>
     </w:p>
     <w:p>
@@ -8721,7 +8721,7 @@
         <w:rPr>
           <w:lang w:val="pt_PT" w:bidi="pt_PT"/>
         </w:rPr>
-        <w:t xml:space="preserve"> Enquanto eu estiver no mundo, eu sou a luz do mundo".</w:t>
+        <w:t xml:space="preserve"> Enquanto eu estiver no mundo, eu sou a luz do mundo”.</w:t>
       </w:r>
     </w:p>
     <w:p>
@@ -8763,7 +8763,7 @@
         <w:rPr>
           <w:lang w:val="pt_PT" w:bidi="pt_PT"/>
         </w:rPr>
-        <w:t xml:space="preserve"> E disse a ele: “Vá lavar o rosto no tanque de Siloé" (que significa “enviado”). Então o homem foi, lavou o rosto e voltou vendo.</w:t>
+        <w:t xml:space="preserve"> E disse a ele: “Vá lavar o rosto no tanque de Siloé” (que significa “enviado”). Então o homem foi, lavou o rosto e voltou vendo.</w:t>
       </w:r>
     </w:p>
     <w:p>
@@ -8805,7 +8805,7 @@
         <w:rPr>
           <w:lang w:val="pt_PT" w:bidi="pt_PT"/>
         </w:rPr>
-        <w:t xml:space="preserve"> Alguns diziam: “Sim, é ele". Outros diziam: “Não, ele é apenas alguém parecido”. Mas o homem dizia: “Sou eu mesmo!”.</w:t>
+        <w:t xml:space="preserve"> Alguns diziam: “Sim, é ele”. Outros diziam: “Não, ele é apenas alguém parecido”. Mas o homem dizia: “Sou eu mesmo!”.</w:t>
       </w:r>
     </w:p>
     <w:p>
@@ -8826,7 +8826,7 @@
         <w:rPr>
           <w:lang w:val="pt_PT" w:bidi="pt_PT"/>
         </w:rPr>
-        <w:t xml:space="preserve"> Então lhe perguntavam: "Como aconteceu a cura dos seus olhos?".</w:t>
+        <w:t xml:space="preserve"> Então lhe perguntavam: “Como aconteceu a cura dos seus olhos?”.</w:t>
       </w:r>
     </w:p>
     <w:p>
@@ -8847,7 +8847,7 @@
         <w:rPr>
           <w:lang w:val="pt_PT" w:bidi="pt_PT"/>
         </w:rPr>
-        <w:t xml:space="preserve"> Ele respondia: “Um homem chamado Jesus fez barro e ungiu meus olhos, e me disse: 'Vá ao tanque de Siloé e lave-se'. Então, fui, lavei-me e comecei a ver”.</w:t>
+        <w:t xml:space="preserve"> Ele respondia: “Um homem chamado Jesus fez barro e ungiu meus olhos, e me disse: ‘Vá ao tanque de Siloé e lave-se’. Então, fui, lavei-me e comecei a ver”.</w:t>
       </w:r>
     </w:p>
     <w:p>
@@ -8931,7 +8931,7 @@
         <w:rPr>
           <w:lang w:val="pt_PT" w:bidi="pt_PT"/>
         </w:rPr>
-        <w:t xml:space="preserve"> Por isso, os fariseus insistiram: "Como você passou a ver?". E ele respondeu: "Ele colocou barro nos meus olhos, eu me lavei e agora vejo".</w:t>
+        <w:t xml:space="preserve"> Por isso, os fariseus insistiram: “Como você passou a ver?”. E ele respondeu: “Ele colocou barro nos meus olhos, eu me lavei e agora vejo”.</w:t>
       </w:r>
     </w:p>
     <w:p>
@@ -8952,7 +8952,7 @@
         <w:rPr>
           <w:lang w:val="pt_PT" w:bidi="pt_PT"/>
         </w:rPr>
-        <w:t xml:space="preserve"> Alguns fariseus afirmavam: "Este homem não é de Deus, pois não guarda o sábado". Outros retrucavam: "Como pode um pecador fazer sinais tão grandiosos?". E houve dissensão entre eles”.</w:t>
+        <w:t xml:space="preserve"> Alguns fariseus afirmavam: “Este homem não é de Deus, pois não guarda o sábado”. Outros retrucavam: “Como pode um pecador fazer sinais tão grandiosos?”. E houve dissensão entre eles”.</w:t>
       </w:r>
     </w:p>
     <w:p>
@@ -8973,7 +8973,7 @@
         <w:rPr>
           <w:lang w:val="pt_PT" w:bidi="pt_PT"/>
         </w:rPr>
-        <w:t xml:space="preserve"> Então os fariseus voltaram a perguntar ao homem que havia sido cego: "O que você diz sobre aquele que abriu os seus olhos?". Ele respondeu: "Que é um profeta".</w:t>
+        <w:t xml:space="preserve"> Então os fariseus voltaram a perguntar ao homem que havia sido cego: “O que você diz sobre aquele que abriu os seus olhos?”. Ele respondeu: “Que é um profeta”.</w:t>
       </w:r>
     </w:p>
     <w:p>
@@ -9015,7 +9015,7 @@
         <w:rPr>
           <w:lang w:val="pt_PT" w:bidi="pt_PT"/>
         </w:rPr>
-        <w:t xml:space="preserve"> E questionaram os pais: "Este é o filho de vocês, aquele que vocês dizem que nasceu cego? Como é possível que ele veja agora?".</w:t>
+        <w:t xml:space="preserve"> E questionaram os pais: “Este é o filho de vocês, aquele que vocês dizem que nasceu cego? Como é possível que ele veja agora?”.</w:t>
       </w:r>
     </w:p>
     <w:p>
@@ -9036,7 +9036,7 @@
         <w:rPr>
           <w:lang w:val="pt_PT" w:bidi="pt_PT"/>
         </w:rPr>
-        <w:t xml:space="preserve"> Então, os pais dele responderam: "Este é nosso filho, e ele nasceu cego, disso temos certeza.</w:t>
+        <w:t xml:space="preserve"> Então, os pais dele responderam: “Este é nosso filho, e ele nasceu cego, disso temos certeza.</w:t>
       </w:r>
     </w:p>
     <w:p>
@@ -9057,7 +9057,7 @@
         <w:rPr>
           <w:lang w:val="pt_PT" w:bidi="pt_PT"/>
         </w:rPr>
-        <w:t xml:space="preserve"> Quanto a como ele vê agora, ou quem abriu seus olhos, não sabemos. Perguntem a ele; já tem idade para falar por si".</w:t>
+        <w:t xml:space="preserve"> Quanto a como ele vê agora, ou quem abriu seus olhos, não sabemos. Perguntem a ele; já tem idade para falar por si”.</w:t>
       </w:r>
     </w:p>
     <w:p>
@@ -9120,7 +9120,7 @@
         <w:rPr>
           <w:lang w:val="pt_PT" w:bidi="pt_PT"/>
         </w:rPr>
-        <w:t xml:space="preserve"> Então, pela segunda vez, chamaram o homem que havia sido cego e disseram: "Fale a verdade e dê crédito a Deus! Quanto a esse homem que o curou, sabemos que ele é pecador".</w:t>
+        <w:t xml:space="preserve"> Então, pela segunda vez, chamaram o homem que havia sido cego e disseram: “Fale a verdade e dê crédito a Deus! Quanto a esse homem que o curou, sabemos que ele é pecador”.</w:t>
       </w:r>
     </w:p>
     <w:p>
@@ -9225,7 +9225,7 @@
         <w:rPr>
           <w:lang w:val="pt_PT" w:bidi="pt_PT"/>
         </w:rPr>
-        <w:t xml:space="preserve"> Sabemos que Deus falou a Moisés, mas quanto a esse, não sabemos de onde ele vem".</w:t>
+        <w:t xml:space="preserve"> Sabemos que Deus falou a Moisés, mas quanto a esse, não sabemos de onde ele vem”.</w:t>
       </w:r>
     </w:p>
     <w:p>
@@ -9246,7 +9246,7 @@
         <w:rPr>
           <w:lang w:val="pt_PT" w:bidi="pt_PT"/>
         </w:rPr>
-        <w:t xml:space="preserve"> O homem respondeu: "Isto é o mais surpreendente: vocês não sabem de onde ele vem, mas ele abriu meus olhos.</w:t>
+        <w:t xml:space="preserve"> O homem respondeu: “Isto é o mais surpreendente: vocês não sabem de onde ele vem, mas ele abriu meus olhos.</w:t>
       </w:r>
     </w:p>
     <w:p>
@@ -9309,7 +9309,7 @@
         <w:rPr>
           <w:lang w:val="pt_PT" w:bidi="pt_PT"/>
         </w:rPr>
-        <w:t xml:space="preserve"> Se este homem não fosse de Deus, não poderia fazer nada disso".</w:t>
+        <w:t xml:space="preserve"> Se este homem não fosse de Deus, não poderia fazer nada disso”.</w:t>
       </w:r>
     </w:p>
     <w:p>
@@ -9330,7 +9330,7 @@
         <w:rPr>
           <w:lang w:val="pt_PT" w:bidi="pt_PT"/>
         </w:rPr>
-        <w:t xml:space="preserve"> "Você nasceu cheio de pecado! E ainda se atreve a nos ensinar!", retrucaram. Em seguida, o expulsaram.</w:t>
+        <w:t xml:space="preserve"> "Você nasceu cheio de pecado! E ainda se atreve a nos ensinar!”, retrucaram. Em seguida, o expulsaram.</w:t>
       </w:r>
     </w:p>
     <w:p>
@@ -9435,7 +9435,7 @@
         <w:rPr>
           <w:lang w:val="pt_PT" w:bidi="pt_PT"/>
         </w:rPr>
-        <w:t xml:space="preserve"> Então Jesus declarou: "Vim para que haja juízo neste mundo: para que os que não enxergam possam ver, e os que acham que enxergam revelem sua cegueira".</w:t>
+        <w:t xml:space="preserve"> Então Jesus declarou: “Vim para que haja juízo neste mundo: para que os que não enxergam possam ver, e os que acham que enxergam revelem sua cegueira”.</w:t>
       </w:r>
     </w:p>
     <w:p>
@@ -9598,7 +9598,7 @@
         <w:rPr>
           <w:lang w:val="pt_PT" w:bidi="pt_PT"/>
         </w:rPr>
-        <w:t xml:space="preserve"> Nunca seguirão um estranho; pelo contrário, fugirão dele, pois não reconhecem a voz de estranhos".</w:t>
+        <w:t xml:space="preserve"> Nunca seguirão um estranho; pelo contrário, fugirão dele, pois não reconhecem a voz de estranhos”.</w:t>
       </w:r>
     </w:p>
     <w:p>
@@ -9640,7 +9640,7 @@
         <w:rPr>
           <w:lang w:val="pt_PT" w:bidi="pt_PT"/>
         </w:rPr>
-        <w:t xml:space="preserve"> Então Jesus declarou novamente: "Eu lhes digo a verdade: eu sou a porta das ovelhas.</w:t>
+        <w:t xml:space="preserve"> Então Jesus declarou novamente: “Eu lhes digo a verdade: eu sou a porta das ovelhas.</w:t>
       </w:r>
     </w:p>
     <w:p>
@@ -9871,7 +9871,7 @@
         <w:rPr>
           <w:lang w:val="pt_PT" w:bidi="pt_PT"/>
         </w:rPr>
-        <w:t xml:space="preserve"> Ninguém pode tirar minha vida de mim; eu a dou voluntariamente. Tenho autoridade para dar a minha vida e autoridade para retomá-la. Essa é a ordem que recebi do meu Pai".</w:t>
+        <w:t xml:space="preserve"> Ninguém pode tirar minha vida de mim; eu a dou voluntariamente. Tenho autoridade para dar a minha vida e autoridade para retomá-la. Essa é a ordem que recebi do meu Pai”.</w:t>
       </w:r>
     </w:p>
     <w:p>
@@ -9976,7 +9976,7 @@
         <w:rPr>
           <w:lang w:val="pt_PT" w:bidi="pt_PT"/>
         </w:rPr>
-        <w:t xml:space="preserve"> Jesus estava caminhando no templo, na parte conhecida como o "Pórtico de Salomão".</w:t>
+        <w:t xml:space="preserve"> Jesus estava caminhando no templo, na parte conhecida como o “Pórtico de Salomão”.</w:t>
       </w:r>
     </w:p>
     <w:p>
@@ -9997,7 +9997,7 @@
         <w:rPr>
           <w:lang w:val="pt_PT" w:bidi="pt_PT"/>
         </w:rPr>
-        <w:t xml:space="preserve"> Então os judeus o rodearam e disseram: "Até quando vai nos deixar em suspense? Se você é o Cristo, diga-nos sem rodeios".</w:t>
+        <w:t xml:space="preserve"> Então os judeus o rodearam e disseram: “Até quando vai nos deixar em suspense? Se você é o Cristo, diga-nos sem rodeios”.</w:t>
       </w:r>
     </w:p>
     <w:p>
@@ -10018,7 +10018,7 @@
         <w:rPr>
           <w:lang w:val="pt_PT" w:bidi="pt_PT"/>
         </w:rPr>
-        <w:t xml:space="preserve"> Jesus respondeu: "Eu já lhes disse, mas vocês não querem crer em mim. As obras que faço em nome do meu Pai falam por mim.</w:t>
+        <w:t xml:space="preserve"> Jesus respondeu: “Eu já lhes disse, mas vocês não querem crer em mim. As obras que faço em nome do meu Pai falam por mim.</w:t>
       </w:r>
     </w:p>
     <w:p>
@@ -10123,7 +10123,7 @@
         <w:rPr>
           <w:lang w:val="pt_PT" w:bidi="pt_PT"/>
         </w:rPr>
-        <w:t xml:space="preserve"> Eu e o Pai somos um".</w:t>
+        <w:t xml:space="preserve"> Eu e o Pai somos um”.</w:t>
       </w:r>
     </w:p>
     <w:p>
@@ -10165,7 +10165,7 @@
         <w:rPr>
           <w:lang w:val="pt_PT" w:bidi="pt_PT"/>
         </w:rPr>
-        <w:t xml:space="preserve"> Jesus disse: "Mostrei a vocês muitas boas obras vindas do Pai. Por qual delas vocês querem me apedrejar?".</w:t>
+        <w:t xml:space="preserve"> Jesus disse: “Mostrei a vocês muitas boas obras vindas do Pai. Por qual delas vocês querem me apedrejar?”.</w:t>
       </w:r>
     </w:p>
     <w:p>
@@ -10186,7 +10186,7 @@
         <w:rPr>
           <w:lang w:val="pt_PT" w:bidi="pt_PT"/>
         </w:rPr>
-        <w:t xml:space="preserve"> Eles retrucaram: "Não é por nenhuma boa obra que queremos apedrejá-lo, mas por blasfêmia, porque, sendo apenas um homem, você se coloca no lugar de Deus".</w:t>
+        <w:t xml:space="preserve"> Eles retrucaram: “Não é por nenhuma boa obra que queremos apedrejá-lo, mas por blasfêmia, porque, sendo apenas um homem, você se coloca no lugar de Deus”.</w:t>
       </w:r>
     </w:p>
     <w:p>
@@ -10207,7 +10207,7 @@
         <w:rPr>
           <w:lang w:val="pt_PT" w:bidi="pt_PT"/>
         </w:rPr>
-        <w:t xml:space="preserve"> Jesus respondeu: "Não consta em suas Escrituras que Deus disse: 'Vocês são deuses'?".</w:t>
+        <w:t xml:space="preserve"> Jesus respondeu: “Não consta em suas Escrituras que Deus disse: ‘Vocês são deuses’?”.</w:t>
       </w:r>
     </w:p>
     <w:p>
@@ -10228,7 +10228,7 @@
         <w:rPr>
           <w:lang w:val="pt_PT" w:bidi="pt_PT"/>
         </w:rPr>
-        <w:t xml:space="preserve"> Se ele chamou 'deuses' aqueles que receberam sua palavra, e a Escritura não pode ser invalidada,</w:t>
+        <w:t xml:space="preserve"> Se ele chamou ‘deuses’ aqueles que receberam sua palavra, e a Escritura não pode ser invalidada,</w:t>
       </w:r>
     </w:p>
     <w:p>
@@ -10249,7 +10249,7 @@
         <w:rPr>
           <w:lang w:val="pt_PT" w:bidi="pt_PT"/>
         </w:rPr>
-        <w:t xml:space="preserve"> por que vocês me acusam de blasfêmia, eu que fui santificado pelo Pai e enviado ao mundo, por dizer: 'Eu sou Filho de Deus'?</w:t>
+        <w:t xml:space="preserve"> por que vocês me acusam de blasfêmia, eu que fui santificado pelo Pai e enviado ao mundo, por dizer: ‘Eu sou Filho de Deus’?</w:t>
       </w:r>
     </w:p>
     <w:p>
@@ -10291,7 +10291,7 @@
         <w:rPr>
           <w:lang w:val="pt_PT" w:bidi="pt_PT"/>
         </w:rPr>
-        <w:t xml:space="preserve"> Mas, se eu as faço, mesmo que vocês não acreditem no que eu digo, creiam nas obras, para que vocês saibam e compreendam que o Pai está em mim, e eu no Pai".</w:t>
+        <w:t xml:space="preserve"> Mas, se eu as faço, mesmo que vocês não acreditem no que eu digo, creiam nas obras, para que vocês saibam e compreendam que o Pai está em mim, e eu no Pai”.</w:t>
       </w:r>
     </w:p>
     <w:p>
@@ -10454,7 +10454,7 @@
         <w:rPr>
           <w:lang w:val="pt_PT" w:bidi="pt_PT"/>
         </w:rPr>
-        <w:t xml:space="preserve"> As duas irmãs enviaram alguém até Jesus com a mensagem: "Senhor, seu querido amigo está doente".</w:t>
+        <w:t xml:space="preserve"> As duas irmãs enviaram alguém até Jesus com a mensagem: “Senhor, seu querido amigo está doente”.</w:t>
       </w:r>
     </w:p>
     <w:p>
@@ -10475,7 +10475,7 @@
         <w:rPr>
           <w:lang w:val="pt_PT" w:bidi="pt_PT"/>
         </w:rPr>
-        <w:t xml:space="preserve"> Quando Jesus ouviu tais palavras, disse: "Essa doença não é para morte, mas para que a glória de Deus se manifeste, e o Filho seja glorificado por meio dela".</w:t>
+        <w:t xml:space="preserve"> Quando Jesus ouviu tais palavras, disse: “Essa doença não é para morte, mas para que a glória de Deus se manifeste, e o Filho seja glorificado por meio dela”.</w:t>
       </w:r>
     </w:p>
     <w:p>
@@ -10538,7 +10538,7 @@
         <w:rPr>
           <w:lang w:val="pt_PT" w:bidi="pt_PT"/>
         </w:rPr>
-        <w:t xml:space="preserve"> Então, ele disse aos discípulos: "Vamos retornar à Judeia".</w:t>
+        <w:t xml:space="preserve"> Então, ele disse aos discípulos: “Vamos retornar à Judeia”.</w:t>
       </w:r>
     </w:p>
     <w:p>
@@ -10559,7 +10559,7 @@
         <w:rPr>
           <w:lang w:val="pt_PT" w:bidi="pt_PT"/>
         </w:rPr>
-        <w:t xml:space="preserve"> Mas os discípulos comentaram: "Mestre, os judeus ainda há pouco estavam querendo apedrejá-lo, e o senhor quer voltar lá novamente?”.</w:t>
+        <w:t xml:space="preserve"> Mas os discípulos comentaram: “Mestre, os judeus ainda há pouco estavam querendo apedrejá-lo, e o senhor quer voltar lá novamente?”.</w:t>
       </w:r>
     </w:p>
     <w:p>
@@ -10580,7 +10580,7 @@
         <w:rPr>
           <w:lang w:val="pt_PT" w:bidi="pt_PT"/>
         </w:rPr>
-        <w:t xml:space="preserve"> Jesus respondeu: "Há doze horas de luz no dia. Se alguém anda durante o dia, não tropeça, porque vê a luz deste mundo.</w:t>
+        <w:t xml:space="preserve"> Jesus respondeu: “Há doze horas de luz no dia. Se alguém anda durante o dia, não tropeça, porque vê a luz deste mundo.</w:t>
       </w:r>
     </w:p>
     <w:p>
@@ -10601,7 +10601,7 @@
         <w:rPr>
           <w:lang w:val="pt_PT" w:bidi="pt_PT"/>
         </w:rPr>
-        <w:t xml:space="preserve"> Mas se alguém anda à noite, tropeça, porque não tem luz dentro de si".</w:t>
+        <w:t xml:space="preserve"> Mas se alguém anda à noite, tropeça, porque não tem luz dentro de si”.</w:t>
       </w:r>
     </w:p>
     <w:p>
@@ -10643,7 +10643,7 @@
         <w:rPr>
           <w:lang w:val="pt_PT" w:bidi="pt_PT"/>
         </w:rPr>
-        <w:t xml:space="preserve"> Os discípulos disseram: "Senhor, se ele adormeceu, então está se recuperando".</w:t>
+        <w:t xml:space="preserve"> Os discípulos disseram: “Senhor, se ele adormeceu, então está se recuperando”.</w:t>
       </w:r>
     </w:p>
     <w:p>
@@ -10706,7 +10706,7 @@
         <w:rPr>
           <w:lang w:val="pt_PT" w:bidi="pt_PT"/>
         </w:rPr>
-        <w:t xml:space="preserve"> Mas fico feliz por não ter estado lá, por causa de vocês, pois isso vai servir para que creiam. Vamos até ele".</w:t>
+        <w:t xml:space="preserve"> Mas fico feliz por não ter estado lá, por causa de vocês, pois isso vai servir para que creiam. Vamos até ele”.</w:t>
       </w:r>
     </w:p>
     <w:p>
@@ -10727,7 +10727,7 @@
         <w:rPr>
           <w:lang w:val="pt_PT" w:bidi="pt_PT"/>
         </w:rPr>
-        <w:t xml:space="preserve"> Então Tomé, chamado Gêmeo, falou aos demais discípulos: "Vamos também para morrermos com ele”.</w:t>
+        <w:t xml:space="preserve"> Então Tomé, chamado Gêmeo, falou aos demais discípulos: “Vamos também para morrermos com ele”.</w:t>
       </w:r>
     </w:p>
     <w:p>
@@ -10853,7 +10853,7 @@
         <w:rPr>
           <w:lang w:val="pt_PT" w:bidi="pt_PT"/>
         </w:rPr>
-        <w:t xml:space="preserve"> Mesmo neste momento, sei que Deus atenderá qualquer pedido que o senhor fizer".</w:t>
+        <w:t xml:space="preserve"> Mesmo neste momento, sei que Deus atenderá qualquer pedido que o senhor fizer”.</w:t>
       </w:r>
     </w:p>
     <w:p>
@@ -10895,7 +10895,7 @@
         <w:rPr>
           <w:lang w:val="pt_PT" w:bidi="pt_PT"/>
         </w:rPr>
-        <w:t xml:space="preserve"> “Sim”, disse Marta, “eu sei que ele vai ressuscitar na ressurreição, no último dia".</w:t>
+        <w:t xml:space="preserve"> “Sim”, disse Marta, “eu sei que ele vai ressuscitar na ressurreição, no último dia”.</w:t>
       </w:r>
     </w:p>
     <w:p>
@@ -10937,7 +10937,7 @@
         <w:rPr>
           <w:lang w:val="pt_PT" w:bidi="pt_PT"/>
         </w:rPr>
-        <w:t xml:space="preserve"> E todo aquele que vive e crê em mim jamais morrerá. Você crê nisso, Marta?", perguntou.</w:t>
+        <w:t xml:space="preserve"> E todo aquele que vive e crê em mim jamais morrerá. Você crê nisso, Marta?”, perguntou.</w:t>
       </w:r>
     </w:p>
     <w:p>
@@ -11147,7 +11147,7 @@
         <w:rPr>
           <w:lang w:val="pt_PT" w:bidi="pt_PT"/>
         </w:rPr>
-        <w:t xml:space="preserve"> Então os judeus disseram: "Vejam como ele o amava profundamente".</w:t>
+        <w:t xml:space="preserve"> Então os judeus disseram: “Vejam como ele o amava profundamente”.</w:t>
       </w:r>
     </w:p>
     <w:p>
@@ -11168,7 +11168,7 @@
         <w:rPr>
           <w:lang w:val="pt_PT" w:bidi="pt_PT"/>
         </w:rPr>
-        <w:t xml:space="preserve"> Outros comentavam: "Este homem, que abriu os olhos do cego, não poderia ter feito algo para evitar essa morte?".</w:t>
+        <w:t xml:space="preserve"> Outros comentavam: “Este homem, que abriu os olhos do cego, não poderia ter feito algo para evitar essa morte?”.</w:t>
       </w:r>
     </w:p>
     <w:p>
@@ -11231,7 +11231,7 @@
         <w:rPr>
           <w:lang w:val="pt_PT" w:bidi="pt_PT"/>
         </w:rPr>
-        <w:t xml:space="preserve"> Jesus respondeu: "Não lhe disse que, se você crer, verá a glória de Deus?".</w:t>
+        <w:t xml:space="preserve"> Jesus respondeu: “Não lhe disse que, se você crer, verá a glória de Deus?”.</w:t>
       </w:r>
     </w:p>
     <w:p>
@@ -11252,7 +11252,7 @@
         <w:rPr>
           <w:lang w:val="pt_PT" w:bidi="pt_PT"/>
         </w:rPr>
-        <w:t xml:space="preserve"> Então, removeram a pedra. Jesus ergueu os olhos e declarou: "Pai, eu te agradeço porque me ouviste.</w:t>
+        <w:t xml:space="preserve"> Então, removeram a pedra. Jesus ergueu os olhos e declarou: “Pai, eu te agradeço porque me ouviste.</w:t>
       </w:r>
     </w:p>
     <w:p>
@@ -11273,7 +11273,7 @@
         <w:rPr>
           <w:lang w:val="pt_PT" w:bidi="pt_PT"/>
         </w:rPr>
-        <w:t xml:space="preserve"> Eu sei que sempre me ouves, mas disse isso por causa do povo que está aqui presente, para que creia que tu me enviaste".</w:t>
+        <w:t xml:space="preserve"> Eu sei que sempre me ouves, mas disse isso por causa do povo que está aqui presente, para que creia que tu me enviaste”.</w:t>
       </w:r>
     </w:p>
     <w:p>
@@ -11294,7 +11294,7 @@
         <w:rPr>
           <w:lang w:val="pt_PT" w:bidi="pt_PT"/>
         </w:rPr>
-        <w:t xml:space="preserve"> Depois de proferir tais palavras, Jesus clamou em voz alta: "Lázaro, venha para fora!".</w:t>
+        <w:t xml:space="preserve"> Depois de proferir tais palavras, Jesus clamou em voz alta: “Lázaro, venha para fora!”.</w:t>
       </w:r>
     </w:p>
     <w:p>
@@ -11378,7 +11378,7 @@
         <w:rPr>
           <w:lang w:val="pt_PT" w:bidi="pt_PT"/>
         </w:rPr>
-        <w:t xml:space="preserve"> Então os principais sacerdotes e os fariseus reuniram o Sinédrio e discutiam entre si: "O que vamos fazer? Este homem está realizando muitos sinais".</w:t>
+        <w:t xml:space="preserve"> Então os principais sacerdotes e os fariseus reuniram o Sinédrio e discutiam entre si: “O que vamos fazer? Este homem está realizando muitos sinais”.</w:t>
       </w:r>
     </w:p>
     <w:p>
@@ -11399,7 +11399,7 @@
         <w:rPr>
           <w:lang w:val="pt_PT" w:bidi="pt_PT"/>
         </w:rPr>
-        <w:t xml:space="preserve"> Se não o detivermos, todos vão crer nele, e os romanos virão e nos tirarão tanto o templo quanto a nação".</w:t>
+        <w:t xml:space="preserve"> Se não o detivermos, todos vão crer nele, e os romanos virão e nos tirarão tanto o templo quanto a nação”.</w:t>
       </w:r>
     </w:p>
     <w:p>
@@ -11567,7 +11567,7 @@
         <w:rPr>
           <w:lang w:val="pt_PT" w:bidi="pt_PT"/>
         </w:rPr>
-        <w:t xml:space="preserve"> Eles procuravam Jesus e, enquanto estavam no templo, conversavam entre si: "O que vocês acham? Será que ele não vai vir para a festa?".</w:t>
+        <w:t xml:space="preserve"> Eles procuravam Jesus e, enquanto estavam no templo, conversavam entre si: “O que vocês acham? Será que ele não vai vir para a festa?”.</w:t>
       </w:r>
     </w:p>
     <w:p>
@@ -11709,7 +11709,7 @@
         <w:rPr>
           <w:lang w:val="pt_PT" w:bidi="pt_PT"/>
         </w:rPr>
-        <w:t xml:space="preserve"> "Não teria sido melhor vender este perfume por trezentos denários e usar o dinheiro para ajudar os pobres?".</w:t>
+        <w:t xml:space="preserve"> "Não teria sido melhor vender este perfume por trezentos denários e usar o dinheiro para ajudar os pobres?”.</w:t>
       </w:r>
     </w:p>
     <w:p>
@@ -11751,7 +11751,7 @@
         <w:rPr>
           <w:lang w:val="pt_PT" w:bidi="pt_PT"/>
         </w:rPr>
-        <w:t xml:space="preserve"> Então Jesus respondeu: "Deixem-na em paz. Ela está antecipando o dia do meu sepultamento,</w:t>
+        <w:t xml:space="preserve"> Então Jesus respondeu: “Deixem-na em paz. Ela está antecipando o dia do meu sepultamento,</w:t>
       </w:r>
     </w:p>
     <w:p>
@@ -11772,7 +11772,7 @@
         <w:rPr>
           <w:lang w:val="pt_PT" w:bidi="pt_PT"/>
         </w:rPr>
-        <w:t xml:space="preserve"> porque os pobres continuarão entre vocês, mas nem sempre terão a minha presença".</w:t>
+        <w:t xml:space="preserve"> porque os pobres continuarão entre vocês, mas nem sempre terão a minha presença”.</w:t>
       </w:r>
     </w:p>
     <w:p>
@@ -11877,7 +11877,7 @@
         <w:rPr>
           <w:lang w:val="pt_PT" w:bidi="pt_PT"/>
         </w:rPr>
-        <w:t xml:space="preserve"> Pegou ramos de palmeira e saiu da cidade para recebê-lo, clamando: "Hosana! Bendito é aquele que vem em nome do Senhor! Bendito é o Rei de Israel!".</w:t>
+        <w:t xml:space="preserve"> Pegou ramos de palmeira e saiu da cidade para recebê-lo, clamando: “Hosana! Bendito é aquele que vem em nome do Senhor! Bendito é o Rei de Israel!”.</w:t>
       </w:r>
     </w:p>
     <w:p>
@@ -11919,7 +11919,7 @@
         <w:rPr>
           <w:lang w:val="pt_PT" w:bidi="pt_PT"/>
         </w:rPr>
-        <w:t xml:space="preserve"> "Não temas, filha de Sião! Eis que o teu Rei vem, sentado num jumentinho!".</w:t>
+        <w:t xml:space="preserve"> "Não temas, filha de Sião! Eis que o teu Rei vem, sentado num jumentinho!”.</w:t>
       </w:r>
     </w:p>
     <w:p>
@@ -12003,7 +12003,7 @@
         <w:rPr>
           <w:lang w:val="pt_PT" w:bidi="pt_PT"/>
         </w:rPr>
-        <w:t xml:space="preserve"> Os fariseus comentaram entre si: "Nada do que fazemos está funcionando. Vejam como todos estão indo atrás dele!".</w:t>
+        <w:t xml:space="preserve"> Os fariseus comentaram entre si: “Nada do que fazemos está funcionando. Vejam como todos estão indo atrás dele!”.</w:t>
       </w:r>
     </w:p>
     <w:p>
@@ -12276,7 +12276,7 @@
         <w:rPr>
           <w:lang w:val="pt_PT" w:bidi="pt_PT"/>
         </w:rPr>
-        <w:t xml:space="preserve"> E eu, quando for levantado da terra, atrairei todos para mim".</w:t>
+        <w:t xml:space="preserve"> E eu, quando for levantado da terra, atrairei todos para mim”.</w:t>
       </w:r>
     </w:p>
     <w:p>
@@ -12318,7 +12318,7 @@
         <w:rPr>
           <w:lang w:val="pt_PT" w:bidi="pt_PT"/>
         </w:rPr>
-        <w:t xml:space="preserve"> A multidão replicou: "Nós aprendemos pela lei que o Cristo viverá para sempre. Então, como é que o senhor diz que o Filho do Homem morrerá? Quem é esse Filho do Homem?”.</w:t>
+        <w:t xml:space="preserve"> A multidão replicou: “Nós aprendemos pela lei que o Cristo viverá para sempre. Então, como é que o senhor diz que o Filho do Homem morrerá? Quem é esse Filho do Homem?”.</w:t>
       </w:r>
     </w:p>
     <w:p>
@@ -12339,7 +12339,7 @@
         <w:rPr>
           <w:lang w:val="pt_PT" w:bidi="pt_PT"/>
         </w:rPr>
-        <w:t xml:space="preserve"> Então Jesus declarou: "A luz ainda está com vocês por um breve tempo. Caminhem enquanto têm a luz, para que a escuridão não os domine; pois quem anda na escuridão não sabe para onde vai.</w:t>
+        <w:t xml:space="preserve"> Então Jesus declarou: “A luz ainda está com vocês por um breve tempo. Caminhem enquanto têm a luz, para que a escuridão não os domine; pois quem anda na escuridão não sabe para onde vai.</w:t>
       </w:r>
     </w:p>
     <w:p>
@@ -12360,7 +12360,7 @@
         <w:rPr>
           <w:lang w:val="pt_PT" w:bidi="pt_PT"/>
         </w:rPr>
-        <w:t xml:space="preserve"> Enquanto vocês têm a luz, creiam na luz, para que se tornem filhos da luz". Depois de dizer essas palavras, Jesus partiu e se ocultou deles.</w:t>
+        <w:t xml:space="preserve"> Enquanto vocês têm a luz, creiam na luz, para que se tornem filhos da luz”. Depois de dizer essas palavras, Jesus partiu e se ocultou deles.</w:t>
       </w:r>
     </w:p>
     <w:p>
@@ -12444,7 +12444,7 @@
         <w:rPr>
           <w:lang w:val="pt_PT" w:bidi="pt_PT"/>
         </w:rPr>
-        <w:t xml:space="preserve"> "Deus cegou-lhes os olhos e endureceu-lhes o coração, para que não enxerguem com os olhos, nem compreendam com o coração, nem se convertam, e eu os cure".</w:t>
+        <w:t xml:space="preserve"> "Deus cegou-lhes os olhos e endureceu-lhes o coração, para que não enxerguem com os olhos, nem compreendam com o coração, nem se convertam, e eu os cure”.</w:t>
       </w:r>
     </w:p>
     <w:p>
@@ -12528,7 +12528,7 @@
         <w:rPr>
           <w:lang w:val="pt_PT" w:bidi="pt_PT"/>
         </w:rPr>
-        <w:t xml:space="preserve"> Jesus proclamou em alta voz: "Quem crê em mim não crê apenas em mim, mas naquele que me enviou.</w:t>
+        <w:t xml:space="preserve"> Jesus proclamou em alta voz: “Quem crê em mim não crê apenas em mim, mas naquele que me enviou.</w:t>
       </w:r>
     </w:p>
     <w:p>
@@ -12796,7 +12796,7 @@
         <w:rPr>
           <w:lang w:val="pt_PT" w:bidi="pt_PT"/>
         </w:rPr>
-        <w:t xml:space="preserve"> Quando se aproximou de Simão Pedro, este lhe perguntou: "É o Senhor mesmo quem vai lavar os meus pés?".</w:t>
+        <w:t xml:space="preserve"> Quando se aproximou de Simão Pedro, este lhe perguntou: “É o Senhor mesmo quem vai lavar os meus pés?”.</w:t>
       </w:r>
     </w:p>
     <w:p>
@@ -12817,7 +12817,7 @@
         <w:rPr>
           <w:lang w:val="pt_PT" w:bidi="pt_PT"/>
         </w:rPr>
-        <w:t xml:space="preserve"> Jesus respondeu: “Você não entende agora o que estou fazendo, mas depois entenderá".</w:t>
+        <w:t xml:space="preserve"> Jesus respondeu: “Você não entende agora o que estou fazendo, mas depois entenderá”.</w:t>
       </w:r>
     </w:p>
     <w:p>
@@ -12880,7 +12880,7 @@
         <w:rPr>
           <w:lang w:val="pt_PT" w:bidi="pt_PT"/>
         </w:rPr>
-        <w:t xml:space="preserve"> Jesus declarou: "Quem já se banhou só precisa lavar os pés, pois está inteiramente limpo. E vocês estão limpos, isto é, todos menos um”.</w:t>
+        <w:t xml:space="preserve"> Jesus declarou: “Quem já se banhou só precisa lavar os pés, pois está inteiramente limpo. E vocês estão limpos, isto é, todos menos um”.</w:t>
       </w:r>
     </w:p>
     <w:p>
@@ -12922,7 +12922,7 @@
         <w:rPr>
           <w:lang w:val="pt_PT" w:bidi="pt_PT"/>
         </w:rPr>
-        <w:t xml:space="preserve"> Quando terminou de lavar os pés deles, Jesus vestiu novamente suas roupas e voltou ao seu lugar à mesa; então lhes perguntou: "Vocês entendem o que eu fiz por vocês?</w:t>
+        <w:t xml:space="preserve"> Quando terminou de lavar os pés deles, Jesus vestiu novamente suas roupas e voltou ao seu lugar à mesa; então lhes perguntou: “Vocês entendem o que eu fiz por vocês?</w:t>
       </w:r>
     </w:p>
     <w:p>
@@ -12943,7 +12943,7 @@
         <w:rPr>
           <w:lang w:val="pt_PT" w:bidi="pt_PT"/>
         </w:rPr>
-        <w:t xml:space="preserve"> Vocês me chamam de 'Mestre' e 'Senhor', e fazem bem, porque eu sou.</w:t>
+        <w:t xml:space="preserve"> Vocês me chamam de ‘Mestre’ e ‘Senhor’, e fazem bem, porque eu sou.</w:t>
       </w:r>
     </w:p>
     <w:p>
@@ -13048,7 +13048,7 @@
         <w:rPr>
           <w:lang w:val="pt_PT" w:bidi="pt_PT"/>
         </w:rPr>
-        <w:t xml:space="preserve"> Não me refiro a todos vocês; eu sei quem escolhi. Mas isto acontece para que a Escritura se cumpra: ‘Aquele que come do meu pão levantou contra mim o seu calcanhar'.</w:t>
+        <w:t xml:space="preserve"> Não me refiro a todos vocês; eu sei quem escolhi. Mas isto acontece para que a Escritura se cumpra: ‘Aquele que come do meu pão levantou contra mim o seu calcanhar’.</w:t>
       </w:r>
     </w:p>
     <w:p>
@@ -13090,7 +13090,7 @@
         <w:rPr>
           <w:lang w:val="pt_PT" w:bidi="pt_PT"/>
         </w:rPr>
-        <w:t xml:space="preserve"> Eu garanto a vocês: quem recebe aquele que eu enviar, recebe a mim; e quem me recebe, recebe aquele que me enviou".</w:t>
+        <w:t xml:space="preserve"> Eu garanto a vocês: quem recebe aquele que eu enviar, recebe a mim; e quem me recebe, recebe aquele que me enviou”.</w:t>
       </w:r>
     </w:p>
     <w:p>
@@ -13111,7 +13111,7 @@
         <w:rPr>
           <w:lang w:val="pt_PT" w:bidi="pt_PT"/>
         </w:rPr>
-        <w:t xml:space="preserve"> Quando terminou de falar, Jesus sentiu profunda angústia e declarou: "Eu lhes digo a verdade: um de vocês vai me trair".</w:t>
+        <w:t xml:space="preserve"> Quando terminou de falar, Jesus sentiu profunda angústia e declarou: “Eu lhes digo a verdade: um de vocês vai me trair”.</w:t>
       </w:r>
     </w:p>
     <w:p>
@@ -13174,7 +13174,7 @@
         <w:rPr>
           <w:lang w:val="pt_PT" w:bidi="pt_PT"/>
         </w:rPr>
-        <w:t xml:space="preserve"> Então Simão Pedro fez um sinal para aquele discípulo e lhe disse: "Pergunte de quem ele está falando".</w:t>
+        <w:t xml:space="preserve"> Então Simão Pedro fez um sinal para aquele discípulo e lhe disse: “Pergunte de quem ele está falando”.</w:t>
       </w:r>
     </w:p>
     <w:p>
@@ -13195,7 +13195,7 @@
         <w:rPr>
           <w:lang w:val="pt_PT" w:bidi="pt_PT"/>
         </w:rPr>
-        <w:t xml:space="preserve"> Reclinando-se sobre o peito de Jesus, aquele discípulo perguntou: "Senhor, quem é?”.</w:t>
+        <w:t xml:space="preserve"> Reclinando-se sobre o peito de Jesus, aquele discípulo perguntou: “Senhor, quem é?”.</w:t>
       </w:r>
     </w:p>
     <w:p>
@@ -13216,7 +13216,7 @@
         <w:rPr>
           <w:lang w:val="pt_PT" w:bidi="pt_PT"/>
         </w:rPr>
-        <w:t xml:space="preserve"> Jesus respondeu: "É aquele a quem eu der o pedaço de pão molhado". Então, tendo molhado o pedaço de pão, deu-o a Judas, filho de Simão Iscariotes.</w:t>
+        <w:t xml:space="preserve"> Jesus respondeu: “É aquele a quem eu der o pedaço de pão molhado”. Então, tendo molhado o pedaço de pão, deu-o a Judas, filho de Simão Iscariotes.</w:t>
       </w:r>
     </w:p>
     <w:p>
@@ -13237,7 +13237,7 @@
         <w:rPr>
           <w:lang w:val="pt_PT" w:bidi="pt_PT"/>
         </w:rPr>
-        <w:t xml:space="preserve"> Assim que Judas recebeu o pedaço de pão, Satanás entrou nele. Jesus então disse: "O que você pretende fazer, faça rapidamente".</w:t>
+        <w:t xml:space="preserve"> Assim que Judas recebeu o pedaço de pão, Satanás entrou nele. Jesus então disse: “O que você pretende fazer, faça rapidamente”.</w:t>
       </w:r>
     </w:p>
     <w:p>
@@ -13405,7 +13405,7 @@
         <w:rPr>
           <w:lang w:val="pt_PT" w:bidi="pt_PT"/>
         </w:rPr>
-        <w:t xml:space="preserve"> Por meio desse amor que tiverem uns pelos outros, todos saberão que vocês são meus discípulos".</w:t>
+        <w:t xml:space="preserve"> Por meio desse amor que tiverem uns pelos outros, todos saberão que vocês são meus discípulos”.</w:t>
       </w:r>
     </w:p>
     <w:p>
@@ -13426,7 +13426,7 @@
         <w:rPr>
           <w:lang w:val="pt_PT" w:bidi="pt_PT"/>
         </w:rPr>
-        <w:t xml:space="preserve"> Simão Pedro perguntou: "Para onde o Senhor vai?". Jesus respondeu: "Por enquanto você não pode me seguir; mas depois me seguirá”.</w:t>
+        <w:t xml:space="preserve"> Simão Pedro perguntou: “Para onde o Senhor vai?”. Jesus respondeu: “Por enquanto você não pode me seguir; mas depois me seguirá”.</w:t>
       </w:r>
     </w:p>
     <w:p>
@@ -13447,7 +13447,7 @@
         <w:rPr>
           <w:lang w:val="pt_PT" w:bidi="pt_PT"/>
         </w:rPr>
-        <w:t xml:space="preserve"> Pedro insistiu: "Senhor, por que não posso acompanhá-lo agora? Estou disposto a dar a minha vida pelo senhor!”.</w:t>
+        <w:t xml:space="preserve"> Pedro insistiu: “Senhor, por que não posso acompanhá-lo agora? Estou disposto a dar a minha vida pelo senhor!”.</w:t>
       </w:r>
     </w:p>
     <w:p>
@@ -13468,7 +13468,7 @@
         <w:rPr>
           <w:lang w:val="pt_PT" w:bidi="pt_PT"/>
         </w:rPr>
-        <w:t xml:space="preserve"> Então Jesus respondeu: "Morrer por mim? Pois eu lhe digo com toda certeza: antes que o galo cante, você me negará três vezes".</w:t>
+        <w:t xml:space="preserve"> Então Jesus respondeu: “Morrer por mim? Pois eu lhe digo com toda certeza: antes que o galo cante, você me negará três vezes”.</w:t>
       </w:r>
     </w:p>
     <w:p>
@@ -13568,7 +13568,7 @@
         <w:rPr>
           <w:lang w:val="pt_PT" w:bidi="pt_PT"/>
         </w:rPr>
-        <w:t xml:space="preserve"> E vocês conhecem o caminho para onde eu vou."</w:t>
+        <w:t xml:space="preserve"> E vocês conhecem o caminho para onde eu vou.”</w:t>
       </w:r>
     </w:p>
     <w:p>
@@ -13589,7 +13589,7 @@
         <w:rPr>
           <w:lang w:val="pt_PT" w:bidi="pt_PT"/>
         </w:rPr>
-        <w:t xml:space="preserve"> Tomé perguntou: "Senhor, não sabemos para onde vai; como podemos conhecer o caminho?".</w:t>
+        <w:t xml:space="preserve"> Tomé perguntou: “Senhor, não sabemos para onde vai; como podemos conhecer o caminho?”.</w:t>
       </w:r>
     </w:p>
     <w:p>
@@ -13610,7 +13610,7 @@
         <w:rPr>
           <w:lang w:val="pt_PT" w:bidi="pt_PT"/>
         </w:rPr>
-        <w:t xml:space="preserve"> Jesus respondeu: "Eu sou o Caminho, a Verdade e a Vida. Ninguém vem ao Pai senão por mim.</w:t>
+        <w:t xml:space="preserve"> Jesus respondeu: “Eu sou o Caminho, a Verdade e a Vida. Ninguém vem ao Pai senão por mim.</w:t>
       </w:r>
     </w:p>
     <w:p>
@@ -13631,7 +13631,7 @@
         <w:rPr>
           <w:lang w:val="pt_PT" w:bidi="pt_PT"/>
         </w:rPr>
-        <w:t xml:space="preserve"> Se vocês realmente me conhecessem, também conheceriam meu Pai. Mas, a partir de agora, vocês o conhecem e o têm visto".</w:t>
+        <w:t xml:space="preserve"> Se vocês realmente me conhecessem, também conheceriam meu Pai. Mas, a partir de agora, vocês o conhecem e o têm visto”.</w:t>
       </w:r>
     </w:p>
     <w:p>
@@ -13652,7 +13652,7 @@
         <w:rPr>
           <w:lang w:val="pt_PT" w:bidi="pt_PT"/>
         </w:rPr>
-        <w:t xml:space="preserve"> Filipe disse a Jesus: “Senhor, mostre-nos o Pai, e isso nos bastará".</w:t>
+        <w:t xml:space="preserve"> Filipe disse a Jesus: “Senhor, mostre-nos o Pai, e isso nos bastará”.</w:t>
       </w:r>
     </w:p>
     <w:p>
@@ -13673,7 +13673,7 @@
         <w:rPr>
           <w:lang w:val="pt_PT" w:bidi="pt_PT"/>
         </w:rPr>
-        <w:t xml:space="preserve"> Jesus respondeu: “Filipe, eu estou com vocês há tanto tempo, e você ainda não me conhece? Quem me viu, viu o Pai. Como você pode pedir: 'Mostre-nos o Pai'?</w:t>
+        <w:t xml:space="preserve"> Jesus respondeu: “Filipe, eu estou com vocês há tanto tempo, e você ainda não me conhece? Quem me viu, viu o Pai. Como você pode pedir: ‘Mostre-nos o Pai’?</w:t>
       </w:r>
     </w:p>
     <w:p>
@@ -13778,7 +13778,7 @@
         <w:rPr>
           <w:lang w:val="pt_PT" w:bidi="pt_PT"/>
         </w:rPr>
-        <w:t xml:space="preserve"> Se vocês me pedirem qualquer coisa em meu nome, eu mesmo o farei".</w:t>
+        <w:t xml:space="preserve"> Se vocês me pedirem qualquer coisa em meu nome, eu mesmo o farei”.</w:t>
       </w:r>
     </w:p>
     <w:p>
@@ -13925,7 +13925,7 @@
         <w:rPr>
           <w:lang w:val="pt_PT" w:bidi="pt_PT"/>
         </w:rPr>
-        <w:t xml:space="preserve"> Quem acolhe os meus mandamentos e os observa, esse me ama; e quem me ama será amado por meu Pai, e eu o amarei e me revelarei a ele."</w:t>
+        <w:t xml:space="preserve"> Quem acolhe os meus mandamentos e os observa, esse me ama; e quem me ama será amado por meu Pai, e eu o amarei e me revelarei a ele.”</w:t>
       </w:r>
     </w:p>
     <w:p>
@@ -13946,7 +13946,7 @@
         <w:rPr>
           <w:lang w:val="pt_PT" w:bidi="pt_PT"/>
         </w:rPr>
-        <w:t xml:space="preserve"> Judas (não o Iscariotes) perguntou: "Qual é a razão de o Senhor se revelar somente a nós e não ao mundo?".</w:t>
+        <w:t xml:space="preserve"> Judas (não o Iscariotes) perguntou: “Qual é a razão de o Senhor se revelar somente a nós e não ao mundo?”.</w:t>
       </w:r>
     </w:p>
     <w:p>
@@ -13967,7 +13967,7 @@
         <w:rPr>
           <w:lang w:val="pt_PT" w:bidi="pt_PT"/>
         </w:rPr>
-        <w:t xml:space="preserve"> Jesus respondeu: "Se alguém me ama, obedecerá à minha palavra; meu Pai o amará, e nós viremos a ele e faremos nele morada.</w:t>
+        <w:t xml:space="preserve"> Jesus respondeu: “Se alguém me ama, obedecerá à minha palavra; meu Pai o amará, e nós viremos a ele e faremos nele morada.</w:t>
       </w:r>
     </w:p>
     <w:p>
@@ -14072,7 +14072,7 @@
         <w:rPr>
           <w:lang w:val="pt_PT" w:bidi="pt_PT"/>
         </w:rPr>
-        <w:t xml:space="preserve"> Vocês ouviram que eu disse: 'Eu vou, mas voltarei para vocês'. Se vocês me amassem, se alegrariam porque vou para o Pai, pois o Pai é maior do que eu.</w:t>
+        <w:t xml:space="preserve"> Vocês ouviram que eu disse: ‘Eu vou, mas voltarei para vocês’. Se vocês me amassem, se alegrariam porque vou para o Pai, pois o Pai é maior do que eu.</w:t>
       </w:r>
     </w:p>
     <w:p>
@@ -14135,7 +14135,7 @@
         <w:rPr>
           <w:lang w:val="pt_PT" w:bidi="pt_PT"/>
         </w:rPr>
-        <w:t xml:space="preserve"> Contudo, faço exatamente o que o Pai me ordenou, para que o mundo saiba que eu amo o Pai. Levantem-se, vamos sair daqui!".</w:t>
+        <w:t xml:space="preserve"> Contudo, faço exatamente o que o Pai me ordenou, para que o mundo saiba que eu amo o Pai. Levantem-se, vamos sair daqui!”.</w:t>
       </w:r>
     </w:p>
     <w:p>
@@ -14676,7 +14676,7 @@
         <w:rPr>
           <w:lang w:val="pt_PT" w:bidi="pt_PT"/>
         </w:rPr>
-        <w:t xml:space="preserve"> Mas isso aconteceu para que se cumprisse a palavra escrita na lei deles: 'Eles me odiaram sem motivo'.</w:t>
+        <w:t xml:space="preserve"> Mas isso aconteceu para que se cumprisse a palavra escrita na lei deles: ‘Eles me odiaram sem motivo’.</w:t>
       </w:r>
     </w:p>
     <w:p>
@@ -14718,7 +14718,7 @@
         <w:rPr>
           <w:lang w:val="pt_PT" w:bidi="pt_PT"/>
         </w:rPr>
-        <w:t xml:space="preserve"> Vocês também darão testemunho de mim, porque estiveram comigo desde o princípio."</w:t>
+        <w:t xml:space="preserve"> Vocês também darão testemunho de mim, porque estiveram comigo desde o princípio.”</w:t>
       </w:r>
     </w:p>
     <w:p>
@@ -14839,7 +14839,7 @@
         <w:rPr>
           <w:lang w:val="pt_PT" w:bidi="pt_PT"/>
         </w:rPr>
-        <w:t xml:space="preserve"> Agora, porém, eu vou para aquele que me enviou, e nenhum de vocês me pergunta: 'Para onde o senhor vai?'.</w:t>
+        <w:t xml:space="preserve"> Agora, porém, eu vou para aquele que me enviou, e nenhum de vocês me pergunta: ‘Para onde o senhor vai?’.</w:t>
       </w:r>
     </w:p>
     <w:p>
@@ -15070,7 +15070,7 @@
         <w:rPr>
           <w:lang w:val="pt_PT" w:bidi="pt_PT"/>
         </w:rPr>
-        <w:t xml:space="preserve"> Dentro de pouco tempo vocês não me verão mais; mas logo depois me verão novamente."</w:t>
+        <w:t xml:space="preserve"> Dentro de pouco tempo vocês não me verão mais; mas logo depois me verão novamente.”</w:t>
       </w:r>
     </w:p>
     <w:p>
@@ -15091,7 +15091,7 @@
         <w:rPr>
           <w:lang w:val="pt_PT" w:bidi="pt_PT"/>
         </w:rPr>
-        <w:t xml:space="preserve"> Então alguns dos discípulos comentaram entre si: "O que ele quis dizer quando falou 'Dentro de pouco tempo vocês não me verão mais; mas logo depois me verão novamente' e também 'eu vou para o Pai'?".</w:t>
+        <w:t xml:space="preserve"> Então alguns dos discípulos comentaram entre si: “O que ele quis dizer quando falou ‘Dentro de pouco tempo vocês não me verão mais; mas logo depois me verão novamente’ e também ‘eu vou para o Pai’?”.</w:t>
       </w:r>
     </w:p>
     <w:p>
@@ -15112,7 +15112,7 @@
         <w:rPr>
           <w:lang w:val="pt_PT" w:bidi="pt_PT"/>
         </w:rPr>
-        <w:t xml:space="preserve"> Eles insistiam: "O que é esse 'dentro de pouco tempo' de que ele fala? Não compreendemos o sentido das suas palavras".</w:t>
+        <w:t xml:space="preserve"> Eles insistiam: “O que é esse ‘dentro de pouco tempo’ de que ele fala? Não compreendemos o sentido das suas palavras”.</w:t>
       </w:r>
     </w:p>
     <w:p>
@@ -15133,7 +15133,7 @@
         <w:rPr>
           <w:lang w:val="pt_PT" w:bidi="pt_PT"/>
         </w:rPr>
-        <w:t xml:space="preserve"> Então Jesus percebeu que eles queriam lhe fazer perguntas e indagou: "Vocês estão discutindo entre si sobre o que eu afirmei: 'Dentro de pouco tempo vocês não me verão mais; mas logo depois me verão novamente'?</w:t>
+        <w:t xml:space="preserve"> Então Jesus percebeu que eles queriam lhe fazer perguntas e indagou: “Vocês estão discutindo entre si sobre o que eu afirmei: ‘Dentro de pouco tempo vocês não me verão mais; mas logo depois me verão novamente’?</w:t>
       </w:r>
     </w:p>
     <w:p>
@@ -15322,7 +15322,7 @@
         <w:rPr>
           <w:lang w:val="pt_PT" w:bidi="pt_PT"/>
         </w:rPr>
-        <w:t xml:space="preserve"> Eu vim do Pai e entrei no mundo; agora deixo o mundo e vou para o Pai".</w:t>
+        <w:t xml:space="preserve"> Eu vim do Pai e entrei no mundo; agora deixo o mundo e vou para o Pai”.</w:t>
       </w:r>
     </w:p>
     <w:p>
@@ -15364,7 +15364,7 @@
         <w:rPr>
           <w:lang w:val="pt_PT" w:bidi="pt_PT"/>
         </w:rPr>
-        <w:t xml:space="preserve"> Agora vemos que o senhor sabe todas as coisas e não precisa que ninguém lhe pergunte; por isso cremos que o senhor veio de Deus".</w:t>
+        <w:t xml:space="preserve"> Agora vemos que o senhor sabe todas as coisas e não precisa que ninguém lhe pergunte; por isso cremos que o senhor veio de Deus”.</w:t>
       </w:r>
     </w:p>
     <w:p>
@@ -15427,7 +15427,7 @@
         <w:rPr>
           <w:lang w:val="pt_PT" w:bidi="pt_PT"/>
         </w:rPr>
-        <w:t xml:space="preserve"> Eu disse todas essas coisas para que vocês tenham paz em mim. No mundo vocês enfrentarão lutas, mas sejam fortes, porque eu venci o mundo".</w:t>
+        <w:t xml:space="preserve"> Eu disse todas essas coisas para que vocês tenham paz em mim. No mundo vocês enfrentarão lutas, mas sejam fortes, porque eu venci o mundo”.</w:t>
       </w:r>
     </w:p>
     <w:p>
@@ -15464,7 +15464,7 @@
         <w:rPr>
           <w:lang w:val="pt_PT" w:bidi="pt_PT"/>
         </w:rPr>
-        <w:t xml:space="preserve"> Depois de dizer essas coisas, Jesus levantou os olhos ao céu e disse: "Pai, chegou a hora; glorifica o teu Filho, para que o Filho te glorifique.</w:t>
+        <w:t xml:space="preserve"> Depois de dizer essas coisas, Jesus levantou os olhos ao céu e disse: “Pai, chegou a hora; glorifica o teu Filho, para que o Filho te glorifique.</w:t>
       </w:r>
     </w:p>
     <w:p>
@@ -15989,7 +15989,7 @@
         <w:rPr>
           <w:lang w:val="pt_PT" w:bidi="pt_PT"/>
         </w:rPr>
-        <w:t xml:space="preserve"> Eu revelei o teu nome a eles e continuarei a revelá-lo, para que o amor com que me amaste esteja neles, e eu esteja neles".</w:t>
+        <w:t xml:space="preserve"> Eu revelei o teu nome a eles e continuarei a revelá-lo, para que o amor com que me amaste esteja neles, e eu esteja neles”.</w:t>
       </w:r>
     </w:p>
     <w:p>
@@ -16194,7 +16194,7 @@
         <w:rPr>
           <w:lang w:val="pt_PT" w:bidi="pt_PT"/>
         </w:rPr>
-        <w:t xml:space="preserve"> Assim se cumpriu a palavra que ele havia dito: "Dos que me deste, não perdi nenhum".</w:t>
+        <w:t xml:space="preserve"> Assim se cumpriu a palavra que ele havia dito: “Dos que me deste, não perdi nenhum”.</w:t>
       </w:r>
     </w:p>
     <w:p>
@@ -16362,7 +16362,7 @@
         <w:rPr>
           <w:lang w:val="pt_PT" w:bidi="pt_PT"/>
         </w:rPr>
-        <w:t xml:space="preserve"> A mulher que guardava a entrada dirigiu-se a Pedro e lhe perguntou: "Você não é, por acaso, um dos seguidores daquele homem?". Ao que Pedro respondeu: "Não, não sou".</w:t>
+        <w:t xml:space="preserve"> A mulher que guardava a entrada dirigiu-se a Pedro e lhe perguntou: “Você não é, por acaso, um dos seguidores daquele homem?”. Ao que Pedro respondeu: “Não, não sou”.</w:t>
       </w:r>
     </w:p>
     <w:p>
@@ -16488,7 +16488,7 @@
         <w:rPr>
           <w:lang w:val="pt_PT" w:bidi="pt_PT"/>
         </w:rPr>
-        <w:t xml:space="preserve"> Jesus respondeu: "Se eu disse algo de errado, mostre o erro; mas se falei a verdade, por que me golpeia?".</w:t>
+        <w:t xml:space="preserve"> Jesus respondeu: “Se eu disse algo de errado, mostre o erro; mas se falei a verdade, por que me golpeia?”.</w:t>
       </w:r>
     </w:p>
     <w:p>
@@ -16530,7 +16530,7 @@
         <w:rPr>
           <w:lang w:val="pt_PT" w:bidi="pt_PT"/>
         </w:rPr>
-        <w:t xml:space="preserve"> Enquanto isso, Simão Pedro estava em pé, aquecendo-se junto ao fogo. Perguntaram-lhe: "Você não é um dos discípulos dele também?". Mas ele respondeu: "Não, não sou".</w:t>
+        <w:t xml:space="preserve"> Enquanto isso, Simão Pedro estava em pé, aquecendo-se junto ao fogo. Perguntaram-lhe: “Você não é um dos discípulos dele também?”. Mas ele respondeu: “Não, não sou”.</w:t>
       </w:r>
     </w:p>
     <w:p>
@@ -16551,7 +16551,7 @@
         <w:rPr>
           <w:lang w:val="pt_PT" w:bidi="pt_PT"/>
         </w:rPr>
-        <w:t xml:space="preserve"> Um dos servos do sumo sacerdote, que era parente do homem que teve a orelha cortada por Pedro, disse: "Não foi você que eu vi no jardim com ele?".</w:t>
+        <w:t xml:space="preserve"> Um dos servos do sumo sacerdote, que era parente do homem que teve a orelha cortada por Pedro, disse: “Não foi você que eu vi no jardim com ele?”.</w:t>
       </w:r>
     </w:p>
     <w:p>
@@ -16614,7 +16614,7 @@
         <w:rPr>
           <w:lang w:val="pt_PT" w:bidi="pt_PT"/>
         </w:rPr>
-        <w:t xml:space="preserve"> Então Pilatos, o governador, saiu para falar com eles e perguntou: "Qual é a acusação contra este homem?".</w:t>
+        <w:t xml:space="preserve"> Então Pilatos, o governador, saiu para falar com eles e perguntou: “Qual é a acusação contra este homem?”.</w:t>
       </w:r>
     </w:p>
     <w:p>
@@ -16635,7 +16635,7 @@
         <w:rPr>
           <w:lang w:val="pt_PT" w:bidi="pt_PT"/>
         </w:rPr>
-        <w:t xml:space="preserve"> Eles replicaram: "Se este homem não tivesse feito nada de errado, não o teríamos trazido aqui".</w:t>
+        <w:t xml:space="preserve"> Eles replicaram: “Se este homem não tivesse feito nada de errado, não o teríamos trazido aqui”.</w:t>
       </w:r>
     </w:p>
     <w:p>
@@ -16740,7 +16740,7 @@
         <w:rPr>
           <w:lang w:val="pt_PT" w:bidi="pt_PT"/>
         </w:rPr>
-        <w:t xml:space="preserve"> Respondeu Pilatos: "Acaso pertenço ao povo judeu? Foi o seu próprio povo, junto com os sumos sacerdotes, que o entregaram a mim. Que foi que você fez?".</w:t>
+        <w:t xml:space="preserve"> Respondeu Pilatos: “Acaso pertenço ao povo judeu? Foi o seu próprio povo, junto com os sumos sacerdotes, que o entregaram a mim. Que foi que você fez?”.</w:t>
       </w:r>
     </w:p>
     <w:p>
@@ -16761,7 +16761,7 @@
         <w:rPr>
           <w:lang w:val="pt_PT" w:bidi="pt_PT"/>
         </w:rPr>
-        <w:t xml:space="preserve"> Jesus declarou: “O meu reino não pertence a este mundo. Se fosse, os meus servos teriam lutado para que eu não fosse entregue aos judeus; mas agora o meu reino não é daqui".</w:t>
+        <w:t xml:space="preserve"> Jesus declarou: “O meu reino não pertence a este mundo. Se fosse, os meus servos teriam lutado para que eu não fosse entregue aos judeus; mas agora o meu reino não é daqui”.</w:t>
       </w:r>
     </w:p>
     <w:p>
@@ -16782,7 +16782,7 @@
         <w:rPr>
           <w:lang w:val="pt_PT" w:bidi="pt_PT"/>
         </w:rPr>
-        <w:t xml:space="preserve"> Pilatos perguntou: "Então, você é rei?". Jesus replicou: "O senhor mesmo está dizendo que eu sou rei. Eu nasci e vim ao mundo para dar testemunho da verdade. Quem pertence à verdade ouve a minha voz".</w:t>
+        <w:t xml:space="preserve"> Pilatos perguntou: “Então, você é rei?”. Jesus replicou: “O senhor mesmo está dizendo que eu sou rei. Eu nasci e vim ao mundo para dar testemunho da verdade. Quem pertence à verdade ouve a minha voz”.</w:t>
       </w:r>
     </w:p>
     <w:p>
@@ -16803,7 +16803,7 @@
         <w:rPr>
           <w:lang w:val="pt_PT" w:bidi="pt_PT"/>
         </w:rPr>
-        <w:t xml:space="preserve"> Então Pilatos indagou: "Que é a verdade?". E, dizendo isso, saiu outra vez para junto dos judeus e declarou: "Não encontro neste homem crime algum.</w:t>
+        <w:t xml:space="preserve"> Então Pilatos indagou: “Que é a verdade?”. E, dizendo isso, saiu outra vez para junto dos judeus e declarou: “Não encontro neste homem crime algum.</w:t>
       </w:r>
     </w:p>
     <w:p>
@@ -16824,7 +16824,7 @@
         <w:rPr>
           <w:lang w:val="pt_PT" w:bidi="pt_PT"/>
         </w:rPr>
-        <w:t xml:space="preserve"> Vocês têm o costume de que, na festa da Páscoa, eu solte um preso. Desejam que eu liberte para vocês o ‘rei dos judeus’?".</w:t>
+        <w:t xml:space="preserve"> Vocês têm o costume de que, na festa da Páscoa, eu solte um preso. Desejam que eu liberte para vocês o ‘rei dos judeus’?”.</w:t>
       </w:r>
     </w:p>
     <w:p>
@@ -16845,7 +16845,7 @@
         <w:rPr>
           <w:lang w:val="pt_PT" w:bidi="pt_PT"/>
         </w:rPr>
-        <w:t xml:space="preserve"> Então todos gritaram: "Não este, mas Barrabás!". Barrabás, porém, era um criminoso.</w:t>
+        <w:t xml:space="preserve"> Então todos gritaram: “Não este, mas Barrabás!”. Barrabás, porém, era um criminoso.</w:t>
       </w:r>
     </w:p>
     <w:p>
@@ -16924,7 +16924,7 @@
         <w:rPr>
           <w:lang w:val="pt_PT" w:bidi="pt_PT"/>
         </w:rPr>
-        <w:t xml:space="preserve"> Eles se aproximavam, caçoando e dizendo: "Salve, rei dos judeus!", e lhe davam tapas no rosto.</w:t>
+        <w:t xml:space="preserve"> Eles se aproximavam, caçoando e dizendo: “Salve, rei dos judeus!”, e lhe davam tapas no rosto.</w:t>
       </w:r>
     </w:p>
     <w:p>
@@ -16945,7 +16945,7 @@
         <w:rPr>
           <w:lang w:val="pt_PT" w:bidi="pt_PT"/>
         </w:rPr>
-        <w:t xml:space="preserve"> Pilatos saiu novamente e falou: "Vejam, vou colocá-lo diante de vocês, para que saibam que não encontro nele falta alguma".</w:t>
+        <w:t xml:space="preserve"> Pilatos saiu novamente e falou: “Vejam, vou colocá-lo diante de vocês, para que saibam que não encontro nele falta alguma”.</w:t>
       </w:r>
     </w:p>
     <w:p>
@@ -16966,7 +16966,7 @@
         <w:rPr>
           <w:lang w:val="pt_PT" w:bidi="pt_PT"/>
         </w:rPr>
-        <w:t xml:space="preserve"> Então Jesus apareceu, usando a coroa de espinhos e vestido com o manto vermelho. Pilatos disse-lhes: "Aqui está o homem!".</w:t>
+        <w:t xml:space="preserve"> Então Jesus apareceu, usando a coroa de espinhos e vestido com o manto vermelho. Pilatos disse-lhes: “Aqui está o homem!”.</w:t>
       </w:r>
     </w:p>
     <w:p>
@@ -16987,7 +16987,7 @@
         <w:rPr>
           <w:lang w:val="pt_PT" w:bidi="pt_PT"/>
         </w:rPr>
-        <w:t xml:space="preserve"> Ao verem Jesus, os principais sacerdotes e os guardas gritaram em alta voz: “Crucifica-o! Crucifica-o!". Mas Pilatos respondeu: "Levem-no vocês e crucifiquem-no, pois eu não encontro nele culpa alguma”.</w:t>
+        <w:t xml:space="preserve"> Ao verem Jesus, os principais sacerdotes e os guardas gritaram em alta voz: “Crucifica-o! Crucifica-o!”. Mas Pilatos respondeu: “Levem-no vocês e crucifiquem-no, pois eu não encontro nele culpa alguma”.</w:t>
       </w:r>
     </w:p>
     <w:p>
@@ -17050,7 +17050,7 @@
         <w:rPr>
           <w:lang w:val="pt_PT" w:bidi="pt_PT"/>
         </w:rPr>
-        <w:t xml:space="preserve"> Pilatos entrou outra vez no palácio e perguntou a Jesus: "De onde você é?". Mas Jesus permaneceu calado.</w:t>
+        <w:t xml:space="preserve"> Pilatos entrou outra vez no palácio e perguntou a Jesus: “De onde você é?”. Mas Jesus permaneceu calado.</w:t>
       </w:r>
     </w:p>
     <w:p>
@@ -17071,7 +17071,7 @@
         <w:rPr>
           <w:lang w:val="pt_PT" w:bidi="pt_PT"/>
         </w:rPr>
-        <w:t xml:space="preserve"> Então Pilatos lhe disse: "Por que você não me responde? Você não sabe que tenho autoridade para libertá-lo e autoridade para crucificá-lo?".</w:t>
+        <w:t xml:space="preserve"> Então Pilatos lhe disse: “Por que você não me responde? Você não sabe que tenho autoridade para libertá-lo e autoridade para crucificá-lo?”.</w:t>
       </w:r>
     </w:p>
     <w:p>
@@ -17092,7 +17092,7 @@
         <w:rPr>
           <w:lang w:val="pt_PT" w:bidi="pt_PT"/>
         </w:rPr>
-        <w:t xml:space="preserve"> Jesus respondeu: "O senhor não teria nenhuma autoridade sobre mim, se não lhe tivesse sido dada do alto; por isso, quem me entregou ao senhor tem um pecado maior".</w:t>
+        <w:t xml:space="preserve"> Jesus respondeu: “O senhor não teria nenhuma autoridade sobre mim, se não lhe tivesse sido dada do alto; por isso, quem me entregou ao senhor tem um pecado maior”.</w:t>
       </w:r>
     </w:p>
     <w:p>
@@ -17155,7 +17155,7 @@
         <w:rPr>
           <w:lang w:val="pt_PT" w:bidi="pt_PT"/>
         </w:rPr>
-        <w:t xml:space="preserve"> Era a véspera da Páscoa, aproximadamente ao meio-dia, quando Pilatos disse aos judeus: "Aqui está o rei de vocês!".</w:t>
+        <w:t xml:space="preserve"> Era a véspera da Páscoa, aproximadamente ao meio-dia, quando Pilatos disse aos judeus: “Aqui está o rei de vocês!”.</w:t>
       </w:r>
     </w:p>
     <w:p>
@@ -17176,7 +17176,7 @@
         <w:rPr>
           <w:lang w:val="pt_PT" w:bidi="pt_PT"/>
         </w:rPr>
-        <w:t xml:space="preserve"> Eles bradaram em alta voz: "Tirem-no daqui! Crucifiquem-no!". “Devo crucificar o rei de vocês?”, perguntou Pilatos. Os principais sacerdotes replicaram: “Não temos rei além de César”.</w:t>
+        <w:t xml:space="preserve"> Eles bradaram em alta voz: “Tirem-no daqui! Crucifiquem-no!”. “Devo crucificar o rei de vocês?”, perguntou Pilatos. Os principais sacerdotes replicaram: “Não temos rei além de César”.</w:t>
       </w:r>
     </w:p>
     <w:p>
@@ -17218,7 +17218,7 @@
         <w:rPr>
           <w:lang w:val="pt_PT" w:bidi="pt_PT"/>
         </w:rPr>
-        <w:t xml:space="preserve"> Jesus saiu, carregando a sua cruz, para o lugar chamado "Lugar da Caveira", que em hebraico é chamado de "Gólgota".</w:t>
+        <w:t xml:space="preserve"> Jesus saiu, carregando a sua cruz, para o lugar chamado “Lugar da Caveira”, que em hebraico é chamado de “Gólgota”.</w:t>
       </w:r>
     </w:p>
     <w:p>
@@ -17365,7 +17365,7 @@
         <w:rPr>
           <w:lang w:val="pt_PT" w:bidi="pt_PT"/>
         </w:rPr>
-        <w:t xml:space="preserve"> Eles disseram uns aos outros: "Não vamos rasgar, mas lançar sortes para ver quem ficará com ela". Desse modo se cumpriu a Escritura que diz: "Dividiram entre si as minhas vestes e lançaram sortes sobre a minha túnica". E os soldados fizeram exatamente isso.</w:t>
+        <w:t xml:space="preserve"> Eles disseram uns aos outros: “Não vamos rasgar, mas lançar sortes para ver quem ficará com ela”. Desse modo se cumpriu a Escritura que diz: “Dividiram entre si as minhas vestes e lançaram sortes sobre a minha túnica”. E os soldados fizeram exatamente isso.</w:t>
       </w:r>
     </w:p>
     <w:p>
@@ -17428,7 +17428,7 @@
         <w:rPr>
           <w:lang w:val="pt_PT" w:bidi="pt_PT"/>
         </w:rPr>
-        <w:t xml:space="preserve"> E disse ao discípulo: "Aí está a sua mãe". E a partir daquela hora, o discípulo a acolheu em sua própria casa.</w:t>
+        <w:t xml:space="preserve"> E disse ao discípulo: “Aí está a sua mãe”. E a partir daquela hora, o discípulo a acolheu em sua própria casa.</w:t>
       </w:r>
     </w:p>
     <w:p>
@@ -17449,7 +17449,7 @@
         <w:rPr>
           <w:lang w:val="pt_PT" w:bidi="pt_PT"/>
         </w:rPr>
-        <w:t xml:space="preserve"> Jesus sabia que tudo já havia sido cumprido, e para que a Escritura se cumprisse, disse: "Tenho sede".</w:t>
+        <w:t xml:space="preserve"> Jesus sabia que tudo já havia sido cumprido, e para que a Escritura se cumprisse, disse: “Tenho sede”.</w:t>
       </w:r>
     </w:p>
     <w:p>
@@ -17491,7 +17491,7 @@
         <w:rPr>
           <w:lang w:val="pt_PT" w:bidi="pt_PT"/>
         </w:rPr>
-        <w:t xml:space="preserve"> Depois de beber o vinho azedo, Jesus declarou: "Está feito". E, abaixando a cabeça, entregou o espírito.</w:t>
+        <w:t xml:space="preserve"> Depois de beber o vinho azedo, Jesus declarou: “Está feito”. E, abaixando a cabeça, entregou o espírito.</w:t>
       </w:r>
     </w:p>
     <w:p>
@@ -17638,7 +17638,7 @@
         <w:rPr>
           <w:lang w:val="pt_PT" w:bidi="pt_PT"/>
         </w:rPr>
-        <w:t xml:space="preserve"> E outra Escritura diz: "Eles olharão para aquele que traspassaram”.</w:t>
+        <w:t xml:space="preserve"> E outra Escritura diz: “Eles olharão para aquele que traspassaram”.</w:t>
       </w:r>
     </w:p>
     <w:p>
@@ -17801,7 +17801,7 @@
         <w:rPr>
           <w:lang w:val="pt_PT" w:bidi="pt_PT"/>
         </w:rPr>
-        <w:t xml:space="preserve"> Então, ela correu até Simão Pedro e ao outro discípulo, aquele a quem Jesus amava, e lhes disse: "Tiraram do sepulcro o corpo do Senhor, e não sabemos onde o colocaram!".</w:t>
+        <w:t xml:space="preserve"> Então, ela correu até Simão Pedro e ao outro discípulo, aquele a quem Jesus amava, e lhes disse: “Tiraram do sepulcro o corpo do Senhor, e não sabemos onde o colocaram!”.</w:t>
       </w:r>
     </w:p>
     <w:p>
@@ -18116,7 +18116,7 @@
         <w:rPr>
           <w:lang w:val="pt_PT" w:bidi="pt_PT"/>
         </w:rPr>
-        <w:t xml:space="preserve"> Jesus recomendou: “Não me segure, porque eu ainda não subi ao Pai. Mas vá até os meus irmãos e diga-lhes: 'Estou subindo para o meu Pai, que é também o Pai de vocês, e para o meu Deus, que é também o Deus de vocês'”.</w:t>
+        <w:t xml:space="preserve"> Jesus recomendou: “Não me segure, porque eu ainda não subi ao Pai. Mas vá até os meus irmãos e diga-lhes: ‘Estou subindo para o meu Pai, que é também o Pai de vocês, e para o meu Deus, que é também o Deus de vocês’”.</w:t>
       </w:r>
     </w:p>
     <w:p>
@@ -18305,7 +18305,7 @@
         <w:rPr>
           <w:lang w:val="pt_PT" w:bidi="pt_PT"/>
         </w:rPr>
-        <w:t xml:space="preserve"> Depois de oito dias, os discípulos estavam juntos outra vez, e Tomé estava com eles. Apesar de as portas estarem fechadas, Jesus surgiu novamente, ficou no meio deles e saudou: "Que a paz esteja com vocês!".</w:t>
+        <w:t xml:space="preserve"> Depois de oito dias, os discípulos estavam juntos outra vez, e Tomé estava com eles. Apesar de as portas estarem fechadas, Jesus surgiu novamente, ficou no meio deles e saudou: “Que a paz esteja com vocês!”.</w:t>
       </w:r>
     </w:p>
     <w:p>
@@ -18326,7 +18326,7 @@
         <w:rPr>
           <w:lang w:val="pt_PT" w:bidi="pt_PT"/>
         </w:rPr>
-        <w:t xml:space="preserve"> Então Jesus disse a Tomé: "Coloque seu dedo aqui. Veja minhas mãos. Estenda sua mão e coloque-a no meu lado. Não seja incrédulo, mas creia!".</w:t>
+        <w:t xml:space="preserve"> Então Jesus disse a Tomé: “Coloque seu dedo aqui. Veja minhas mãos. Estenda sua mão e coloque-a no meu lado. Não seja incrédulo, mas creia!”.</w:t>
       </w:r>
     </w:p>
     <w:p>
@@ -18368,7 +18368,7 @@
         <w:rPr>
           <w:lang w:val="pt_PT" w:bidi="pt_PT"/>
         </w:rPr>
-        <w:t xml:space="preserve"> Então Jesus lhe disse: "Porque você me viu, você creu. Felizes os que não viram e creram".</w:t>
+        <w:t xml:space="preserve"> Então Jesus lhe disse: “Porque você me viu, você creu. Felizes os que não viram e creram”.</w:t>
       </w:r>
     </w:p>
     <w:p>
@@ -18531,7 +18531,7 @@
         <w:rPr>
           <w:lang w:val="pt_PT" w:bidi="pt_PT"/>
         </w:rPr>
-        <w:t xml:space="preserve"> Então Jesus lhes perguntou: "Jovens, vocês não pegaram nada?". Eles responderam: "Nada!".</w:t>
+        <w:t xml:space="preserve"> Então Jesus lhes perguntou: “Jovens, vocês não pegaram nada?”. Eles responderam: “Nada!”.</w:t>
       </w:r>
     </w:p>
     <w:p>
@@ -18552,7 +18552,7 @@
         <w:rPr>
           <w:lang w:val="pt_PT" w:bidi="pt_PT"/>
         </w:rPr>
-        <w:t xml:space="preserve"> Jesus disse: "Lancem a rede no lado direito do barco, e encontrarão". Eles a lançaram, e não conseguiram puxá-la, de tantos peixes que havia".</w:t>
+        <w:t xml:space="preserve"> Jesus disse: “Lancem a rede no lado direito do barco, e encontrarão”. Eles a lançaram, e não conseguiram puxá-la, de tantos peixes que havia”.</w:t>
       </w:r>
     </w:p>
     <w:p>
@@ -18573,7 +18573,7 @@
         <w:rPr>
           <w:lang w:val="pt_PT" w:bidi="pt_PT"/>
         </w:rPr>
-        <w:t xml:space="preserve"> O discípulo a quem Jesus amava disse a Pedro: "É o Senhor!". Ao ouvi-lo, Simão Pedro vestiu sua túnica, pois estava nu, e se lançou ao mar.</w:t>
+        <w:t xml:space="preserve"> O discípulo a quem Jesus amava disse a Pedro: “É o Senhor!”. Ao ouvi-lo, Simão Pedro vestiu sua túnica, pois estava nu, e se lançou ao mar.</w:t>
       </w:r>
     </w:p>
     <w:p>
@@ -18636,7 +18636,7 @@
         <w:rPr>
           <w:lang w:val="pt_PT" w:bidi="pt_PT"/>
         </w:rPr>
-        <w:t xml:space="preserve"> Jesus lhes disse: "Tragam agora alguns dos peixes que vocês pegaram".</w:t>
+        <w:t xml:space="preserve"> Jesus lhes disse: “Tragam agora alguns dos peixes que vocês pegaram”.</w:t>
       </w:r>
     </w:p>
     <w:p>
@@ -18678,7 +18678,7 @@
         <w:rPr>
           <w:lang w:val="pt_PT" w:bidi="pt_PT"/>
         </w:rPr>
-        <w:t xml:space="preserve"> Jesus os convidou: "Venham, vamos comer!". Mas nenhum dos discípulos ousou perguntar-lhe: "Quem é você?", pois sabiam que era o Senhor.</w:t>
+        <w:t xml:space="preserve"> Jesus os convidou: “Venham, vamos comer!”. Mas nenhum dos discípulos ousou perguntar-lhe: “Quem é você?”, pois sabiam que era o Senhor.</w:t>
       </w:r>
     </w:p>
     <w:p>
@@ -18741,7 +18741,7 @@
         <w:rPr>
           <w:lang w:val="pt_PT" w:bidi="pt_PT"/>
         </w:rPr>
-        <w:t xml:space="preserve"> Depois da refeição, Jesus perguntou a Simão Pedro: "Simão, filho de João, você me ama mais do que estes?". Ele respondeu: "Sim, Senhor, tu sabes que eu te amo". Jesus disse: "Alimente minhas ovelhas”.</w:t>
+        <w:t xml:space="preserve"> Depois da refeição, Jesus perguntou a Simão Pedro: “Simão, filho de João, você me ama mais do que estes?”. Ele respondeu: “Sim, Senhor, tu sabes que eu te amo”. Jesus disse: “Alimente minhas ovelhas”.</w:t>
       </w:r>
     </w:p>
     <w:p>
@@ -18846,7 +18846,7 @@
         <w:rPr>
           <w:lang w:val="pt_PT" w:bidi="pt_PT"/>
         </w:rPr>
-        <w:t xml:space="preserve"> Pedro voltou-se e viu que vinha atrás deles o discípulo a quem Jesus amava, o mesmo que, na ceia, havia se reclinado sobre o peito de Jesus e perguntado: "Senhor, quem é o traidor?".</w:t>
+        <w:t xml:space="preserve"> Pedro voltou-se e viu que vinha atrás deles o discípulo a quem Jesus amava, o mesmo que, na ceia, havia se reclinado sobre o peito de Jesus e perguntado: “Senhor, quem é o traidor?”.</w:t>
       </w:r>
     </w:p>
     <w:p>
